--- a/data/Fast_as_Fifty_Masterplan_2026.docx
+++ b/data/Fast_as_Fifty_Masterplan_2026.docx
@@ -76,7 +76,7 @@
           <w:color w:val="7A6A58"/>
           <w:sz w:val="20"/>
         </w:rPr>
-        <w:t>Genereret 2026-07-19 fra plan.json</w:t>
+        <w:t>Genereret 2026-07-25 fra plan.json</w:t>
       </w:r>
     </w:p>
     <w:p>
@@ -3750,7 +3750,7 @@
               <w:rPr>
                 <w:sz w:val="20"/>
               </w:rPr>
-              <w:t>Svøm 2500m · 65 min</w:t>
+              <w:t>Hvile</w:t>
             </w:r>
           </w:p>
         </w:tc>
@@ -3764,22 +3764,7 @@
               <w:rPr>
                 <w:sz w:val="20"/>
               </w:rPr>
-              <w:t>- 400m varm-op 10m freeride</w:t>
-              <w:br/>
-              <w:br/>
-              <w:t>5x</w:t>
-              <w:br/>
-              <w:t>- 200m Z3 4m freeride</w:t>
-              <w:br/>
-              <w:t>- 30s pause 1m freeride</w:t>
-              <w:br/>
-              <w:br/>
-              <w:t>- 400m teknik 8m freeride</w:t>
-              <w:br/>
-              <w:t>- 300m cool 5m freeride</w:t>
-              <w:br/>
-              <w:br/>
-              <w:t>Svøm 2500m</w:t>
+              <w:t>Hviledag</w:t>
             </w:r>
           </w:p>
         </w:tc>
@@ -4227,7 +4212,7 @@
               <w:rPr>
                 <w:sz w:val="20"/>
               </w:rPr>
-              <w:t>Hvile</w:t>
+              <w:t>Svøm 2500m (valgfri) · 65 min</w:t>
             </w:r>
           </w:p>
         </w:tc>
@@ -4242,6 +4227,24 @@
                 <w:sz w:val="20"/>
               </w:rPr>
               <w:t>Musik i Gentofte — hvile (fre 31. jul)</w:t>
+              <w:br/>
+              <w:br/>
+              <w:t>- 400m varm-op 10m freeride</w:t>
+              <w:br/>
+              <w:br/>
+              <w:t>5x</w:t>
+              <w:br/>
+              <w:t>- 200m Z3 4m freeride</w:t>
+              <w:br/>
+              <w:t>- 30s pause 1m freeride</w:t>
+              <w:br/>
+              <w:br/>
+              <w:t>- 400m teknik 8m freeride</w:t>
+              <w:br/>
+              <w:t>- 300m cool 5m freeride</w:t>
+              <w:br/>
+              <w:br/>
+              <w:t>Valgfri — kun hvis frisk og overskud. Ellers hviledag (musik i Gentofte om aftenen).</w:t>
             </w:r>
           </w:p>
         </w:tc>

--- a/data/Fast_as_Fifty_Masterplan_2026.docx
+++ b/data/Fast_as_Fifty_Masterplan_2026.docx
@@ -4244,7 +4244,7 @@
               <w:t>- 300m cool 5m freeride</w:t>
               <w:br/>
               <w:br/>
-              <w:t>Valgfri — kun hvis frisk og overskud. Ellers hviledag (musik i Gentofte om aftenen).</w:t>
+              <w:t>Valgfri — kun hvis frisk og overskud. Musik i Gentofte fre 31/7 – søn 2/8.</w:t>
             </w:r>
           </w:p>
         </w:tc>

--- a/data/Fast_as_Fifty_Masterplan_2026.docx
+++ b/data/Fast_as_Fifty_Masterplan_2026.docx
@@ -3572,7 +3572,7 @@
               <w:rPr>
                 <w:sz w:val="20"/>
               </w:rPr>
-              <w:t>Cykel Z2 120 min Mallorca · 2t</w:t>
+              <w:t>Svøm 2000m åbent vand (Christiansborg-tempo) · 40 min</w:t>
             </w:r>
           </w:p>
         </w:tc>
@@ -3586,14 +3586,10 @@
               <w:rPr>
                 <w:sz w:val="20"/>
               </w:rPr>
-              <w:t>- Varm-op 10m ramp 45-68% FTP</w:t>
-              <w:br/>
-              <w:t>- Aerob base 105m 56-76% FTP</w:t>
-              <w:br/>
-              <w:t>- Cool-down 5m ramp 68-45% FTP</w:t>
-              <w:br/>
-              <w:br/>
-              <w:t>Cykel Z2 2t — 37°-dagen. VENTIL: skær eller drop hvis HRV &lt;45 eller søvn &lt;6t.</w:t>
+              <w:t>Åbent vand, Sóller. Roligt Christiansborg-tempo + teknik/sigt.</w:t>
+              <w:br/>
+              <w:br/>
+              <w:t>Svøm 2000m åbent vand — Christiansborg-tempo</w:t>
             </w:r>
           </w:p>
         </w:tc>
@@ -3623,7 +3619,7 @@
               <w:rPr>
                 <w:sz w:val="20"/>
               </w:rPr>
-              <w:t>Lang løb Z2 90 min · 1t 30m</w:t>
+              <w:t>Løb 16 km Z1–Z2 til fyret · 85 min</w:t>
             </w:r>
           </w:p>
         </w:tc>
@@ -3637,14 +3633,14 @@
               <w:rPr>
                 <w:sz w:val="20"/>
               </w:rPr>
-              <w:t>- Varm-op 15m &gt;5:35/km Pace</w:t>
-              <w:br/>
-              <w:t>- Lang base 65m 4:56-5:34/km Pace</w:t>
-              <w:br/>
-              <w:t>- Cool-down 10m &gt;5:35/km Pace</w:t>
-              <w:br/>
-              <w:br/>
-              <w:t>Lang løb Z2 90 min — formiddag før aftenflyet hjem (ons 22.)</w:t>
+              <w:t>- Varm-op 10m &gt;5:35/km Pace</w:t>
+              <w:br/>
+              <w:t>- Base rolig beskyt lilletaaen 70m 4:56-5:34/km Pace</w:t>
+              <w:br/>
+              <w:t>- Cool-down 5m &gt;5:35/km Pace</w:t>
+              <w:br/>
+              <w:br/>
+              <w:t>Løb 16 km Z1–Z2 til fyret</w:t>
             </w:r>
           </w:p>
         </w:tc>
@@ -3794,7 +3790,7 @@
               <w:rPr>
                 <w:sz w:val="20"/>
               </w:rPr>
-              <w:t>Lang løb Z2 26 km (140 min) · 140 min</w:t>
+              <w:t>Langløb 21 km Z2 · 118 min</w:t>
             </w:r>
           </w:p>
         </w:tc>
@@ -3810,12 +3806,12 @@
               </w:rPr>
               <w:t>- Varm-op 15m &gt;5:35/km Pace</w:t>
               <w:br/>
-              <w:t>- Lang base 26 km 115m 4:56-5:34/km Pace</w:t>
+              <w:t>- Lang base rolig 93m 4:56-5:34/km Pace</w:t>
               <w:br/>
               <w:t>- Cool-down 10m &gt;5:35/km Pace</w:t>
               <w:br/>
               <w:br/>
-              <w:t>Lang løb 26 km — marathon-ladder start</w:t>
+              <w:t>Langløb 21 km Z2 — marathon-ladder start</w:t>
             </w:r>
           </w:p>
         </w:tc>
@@ -3845,7 +3841,7 @@
               <w:rPr>
                 <w:sz w:val="20"/>
               </w:rPr>
-              <w:t>Cykel Z2 90 min · 1t 30m</w:t>
+              <w:t>Cykel Z2 60 min · 60 min</w:t>
             </w:r>
           </w:p>
         </w:tc>
@@ -3861,12 +3857,12 @@
               </w:rPr>
               <w:t>- Varm-op 10m ramp 45-68% FTP</w:t>
               <w:br/>
-              <w:t>- Aerob base 75m 56-76% FTP</w:t>
+              <w:t>- Aerob base 45m 56-76% FTP</w:t>
               <w:br/>
               <w:t>- Cool-down 5m ramp 68-45% FTP</w:t>
               <w:br/>
               <w:br/>
-              <w:t>Cykel Z2 90 min recovery-spin</w:t>
+              <w:t>Cykel Z2 60 min recovery-spin</w:t>
             </w:r>
           </w:p>
         </w:tc>
@@ -3896,7 +3892,7 @@
           <w:color w:val="7A6A58"/>
           <w:sz w:val="22"/>
         </w:rPr>
-        <w:t>RECOVERY  ·  Gentofte  ·  CTL-mål 56  ·  200 TSS</w:t>
+        <w:t>RECOVERY  ·  Gentofte  ·  CTL-mål 48  ·  270 TSS</w:t>
       </w:r>
     </w:p>
     <w:p>
@@ -3990,7 +3986,7 @@
               <w:rPr>
                 <w:sz w:val="20"/>
               </w:rPr>
-              <w:t>Løb Z1 30 min let · 30 min</w:t>
+              <w:t>Svøm 1500m let teknisk · 45 min</w:t>
             </w:r>
           </w:p>
         </w:tc>
@@ -4004,10 +4000,18 @@
               <w:rPr>
                 <w:sz w:val="20"/>
               </w:rPr>
-              <w:t>- Let løb 30m &gt;5:35/km Pace</w:t>
-              <w:br/>
-              <w:br/>
-              <w:t>Let løb 30 min — frekvens, ikke belastning</w:t>
+              <w:t>- 400m varm-op Z1 8m freeride</w:t>
+              <w:br/>
+              <w:br/>
+              <w:t>5x</w:t>
+              <w:br/>
+              <w:t>- 100m teknik Z1-Z2 2m freeride</w:t>
+              <w:br/>
+              <w:br/>
+              <w:t>- 300m cool 6m freeride</w:t>
+              <w:br/>
+              <w:br/>
+              <w:t>Svøm let 1500m — ben hviler efter 21 km</w:t>
             </w:r>
           </w:p>
         </w:tc>
@@ -4037,7 +4041,7 @@
               <w:rPr>
                 <w:sz w:val="20"/>
               </w:rPr>
-              <w:t>Svøm 1500m let teknisk · 45 min</w:t>
+              <w:t>THRESHOLD-TEST løb 30 min (opdatér pace-zoner efter) · 65 min</w:t>
             </w:r>
           </w:p>
         </w:tc>
@@ -4051,18 +4055,25 @@
               <w:rPr>
                 <w:sz w:val="20"/>
               </w:rPr>
-              <w:t>- 400m varm-op Z1 8m freeride</w:t>
-              <w:br/>
-              <w:br/>
-              <w:t>5x</w:t>
-              <w:br/>
-              <w:t>- 100m teknik Z1-Z2 2m freeride</w:t>
-              <w:br/>
-              <w:br/>
-              <w:t>- 300m cool 6m freeride</w:t>
-              <w:br/>
-              <w:br/>
-              <w:t>Svøm let 1500m</w:t>
+              <w:t>- Varm-op 15m &gt;5:35/km Pace</w:t>
+              <w:br/>
+              <w:br/>
+              <w:t>3x</w:t>
+              <w:br/>
+              <w:t>- Stride 20 sek 1m freeride</w:t>
+              <w:br/>
+              <w:t>- Jog 40 sek 1m freeride</w:t>
+              <w:br/>
+              <w:br/>
+              <w:t>- 30 MIN TEST — jævn max-indsats, flad rute 30m freeride</w:t>
+              <w:br/>
+              <w:t>- Cool-down 10m &gt;5:35/km Pace</w:t>
+              <w:br/>
+              <w:br/>
+              <w:t>Efter testen: threshold-pace = snit af sidste 20 min. Opdatér zoner i Intervals + config.</w:t>
+              <w:br/>
+              <w:br/>
+              <w:t>THRESHOLD-TEST løb 30 min — sætter pace-zoner for marathon-blokken</w:t>
             </w:r>
           </w:p>
         </w:tc>
@@ -4092,7 +4103,7 @@
               <w:rPr>
                 <w:sz w:val="20"/>
               </w:rPr>
-              <w:t>FTP-TEST 20 min (opdatér zoner efter) · 65 min</w:t>
+              <w:t>Svøm 1500m let teknisk · 45 min</w:t>
             </w:r>
           </w:p>
         </w:tc>
@@ -4106,21 +4117,18 @@
               <w:rPr>
                 <w:sz w:val="20"/>
               </w:rPr>
-              <w:t>- Varm-op progressiv 20m ramp 45-72% FTP</w:t>
-              <w:br/>
-              <w:t>- Åbner 5 min 5m 91-100% FTP</w:t>
-              <w:br/>
-              <w:t>- Let 5m 44-56% FTP</w:t>
-              <w:br/>
-              <w:t>- 20 MIN ALL-OUT TEST — jævn max-indsats 20m freeride</w:t>
-              <w:br/>
-              <w:t>- Cool-down 15m ramp 60-40% FTP</w:t>
-              <w:br/>
-              <w:br/>
-              <w:t>Efter testen: nyt FTP = 95% af 20-min snit-watt. Opdatér i Intervals → Settings.</w:t>
-              <w:br/>
-              <w:br/>
-              <w:t>FTP-TEST 20 min — opdatér watt-zoner</w:t>
+              <w:t>- 400m varm-op Z1 8m freeride</w:t>
+              <w:br/>
+              <w:br/>
+              <w:t>5x</w:t>
+              <w:br/>
+              <w:t>- 100m teknik Z1-Z2 2m freeride</w:t>
+              <w:br/>
+              <w:br/>
+              <w:t>- 300m cool 6m freeride</w:t>
+              <w:br/>
+              <w:br/>
+              <w:t>Svøm 1500m — morgen (arbejdstung dag)</w:t>
             </w:r>
           </w:p>
         </w:tc>
@@ -4150,7 +4158,7 @@
               <w:rPr>
                 <w:sz w:val="20"/>
               </w:rPr>
-              <w:t>THRESHOLD-TEST løb 30 min (opdatér pace-zoner efter) · 65 min</w:t>
+              <w:t>FTP-TEST 20 min (opdatér zoner efter) · 65 min</w:t>
             </w:r>
           </w:p>
         </w:tc>
@@ -4164,25 +4172,21 @@
               <w:rPr>
                 <w:sz w:val="20"/>
               </w:rPr>
-              <w:t>- Varm-op 15m &gt;5:35/km Pace</w:t>
-              <w:br/>
-              <w:br/>
-              <w:t>3x</w:t>
-              <w:br/>
-              <w:t>- Stride 20 sek 1m freeride</w:t>
-              <w:br/>
-              <w:t>- Jog 40 sek 1m freeride</w:t>
-              <w:br/>
-              <w:br/>
-              <w:t>- 30 MIN TEST — jævn max-indsats, flad rute 30m freeride</w:t>
-              <w:br/>
-              <w:t>- Cool-down 10m &gt;5:35/km Pace</w:t>
-              <w:br/>
-              <w:br/>
-              <w:t>Efter testen: threshold-pace = snit af sidste 20 min. Opdatér zoner i Intervals + config.</w:t>
-              <w:br/>
-              <w:br/>
-              <w:t>THRESHOLD-TEST løb 30 min — opdatér pace-zoner</w:t>
+              <w:t>- Varm-op progressiv 20m ramp 45-72% FTP</w:t>
+              <w:br/>
+              <w:t>- Åbner 5 min 5m 91-100% FTP</w:t>
+              <w:br/>
+              <w:t>- Let 5m 44-56% FTP</w:t>
+              <w:br/>
+              <w:t>- 20 MIN ALL-OUT TEST — jævn max-indsats 20m freeride</w:t>
+              <w:br/>
+              <w:t>- Cool-down 15m ramp 60-40% FTP</w:t>
+              <w:br/>
+              <w:br/>
+              <w:t>Efter testen: nyt FTP = 95% af 20-min snit-watt. Opdatér i Intervals → Settings.</w:t>
+              <w:br/>
+              <w:br/>
+              <w:t>FTP-TEST 20 min — morgen (arbejdstung dag)</w:t>
             </w:r>
           </w:p>
         </w:tc>
@@ -4212,7 +4216,7 @@
               <w:rPr>
                 <w:sz w:val="20"/>
               </w:rPr>
-              <w:t>Svøm 2500m (valgfri) · 65 min</w:t>
+              <w:t>Løb Z2 90 min · 1t 30m</w:t>
             </w:r>
           </w:p>
         </w:tc>
@@ -4226,25 +4230,17 @@
               <w:rPr>
                 <w:sz w:val="20"/>
               </w:rPr>
-              <w:t>Musik i Gentofte — hvile (fre 31. jul)</w:t>
-              <w:br/>
-              <w:br/>
-              <w:t>- 400m varm-op 10m freeride</w:t>
-              <w:br/>
-              <w:br/>
-              <w:t>5x</w:t>
-              <w:br/>
-              <w:t>- 200m Z3 4m freeride</w:t>
-              <w:br/>
-              <w:t>- 30s pause 1m freeride</w:t>
-              <w:br/>
-              <w:br/>
-              <w:t>- 400m teknik 8m freeride</w:t>
-              <w:br/>
-              <w:t>- 300m cool 5m freeride</w:t>
-              <w:br/>
-              <w:br/>
-              <w:t>Valgfri — kun hvis frisk og overskud. Musik i Gentofte fre 31/7 – søn 2/8.</w:t>
+              <w:t>- Varm-op 15m &gt;5:35/km Pace</w:t>
+              <w:br/>
+              <w:t>- Lang base 65m 4:56-5:34/km Pace</w:t>
+              <w:br/>
+              <w:t>- Cool-down 10m &gt;5:35/km Pace</w:t>
+              <w:br/>
+              <w:br/>
+              <w:t>Løb Z2 90 min — morgen, før Musik i Gentofte</w:t>
+              <w:br/>
+              <w:br/>
+              <w:t>Musik i Gentofte fre 31/7 – lør 1/8</w:t>
             </w:r>
           </w:p>
         </w:tc>
@@ -4274,7 +4270,7 @@
               <w:rPr>
                 <w:sz w:val="20"/>
               </w:rPr>
-              <w:t>Løb Z2 60 min · 60 min</w:t>
+              <w:t>Svøm 1500m let teknisk (valgfri) · 45 min</w:t>
             </w:r>
           </w:p>
         </w:tc>
@@ -4288,14 +4284,18 @@
               <w:rPr>
                 <w:sz w:val="20"/>
               </w:rPr>
-              <w:t>- Varm-op 10m &gt;5:35/km Pace</w:t>
-              <w:br/>
-              <w:t>- Base 45m 4:56-5:34/km Pace</w:t>
-              <w:br/>
-              <w:t>- Cool-down 5m &gt;5:35/km Pace</w:t>
-              <w:br/>
-              <w:br/>
-              <w:t>Løb Z2 60 min let — Musik i Gentofte</w:t>
+              <w:t>- 400m varm-op Z1 8m freeride</w:t>
+              <w:br/>
+              <w:br/>
+              <w:t>5x</w:t>
+              <w:br/>
+              <w:t>- 100m teknik Z1-Z2 2m freeride</w:t>
+              <w:br/>
+              <w:br/>
+              <w:t>- 300m cool 6m freeride</w:t>
+              <w:br/>
+              <w:br/>
+              <w:t>Svøm 1500m valgfri — Musik i Gentofte</w:t>
             </w:r>
           </w:p>
         </w:tc>
@@ -4325,7 +4325,7 @@
               <w:rPr>
                 <w:sz w:val="20"/>
               </w:rPr>
-              <w:t>Svøm 2000m teknisk · 60 min</w:t>
+              <w:t>Hvile</w:t>
             </w:r>
           </w:p>
         </w:tc>
@@ -4339,26 +4339,7 @@
               <w:rPr>
                 <w:sz w:val="20"/>
               </w:rPr>
-              <w:t>- 400m varm-op Z1 10m freeride</w:t>
-              <w:br/>
-              <w:br/>
-              <w:t>6x</w:t>
-              <w:br/>
-              <w:t>- 100m teknik Z2 2m freeride</w:t>
-              <w:br/>
-              <w:br/>
-              <w:br/>
-              <w:t>8x</w:t>
-              <w:br/>
-              <w:t>- 100m moderat Z3 2m freeride</w:t>
-              <w:br/>
-              <w:t>- 30s pause 1m freeride</w:t>
-              <w:br/>
-              <w:br/>
-              <w:t>- 400m cool Z1 10m freeride</w:t>
-              <w:br/>
-              <w:br/>
-              <w:t>Svøm 2000m — Musik i Gentofte (søn 2. aug)</w:t>
+              <w:t>HVILEDAG — efter Musik i Gentofte</w:t>
             </w:r>
           </w:p>
         </w:tc>
@@ -4388,7 +4369,7 @@
           <w:color w:val="7A6A58"/>
           <w:sz w:val="22"/>
         </w:rPr>
-        <w:t>BUILD  ·  Gentofte → fly søn 9.  ·  CTL-mål 61  ·  420 TSS</w:t>
+        <w:t>BUILD  ·  Gentofte → fly søn 9.  ·  CTL-mål 50  ·  420 TSS</w:t>
       </w:r>
     </w:p>
     <w:p>
@@ -4660,7 +4641,7 @@
               <w:rPr>
                 <w:sz w:val="20"/>
               </w:rPr>
-              <w:t>OW-svøm Open water 45 min · 45 min</w:t>
+              <w:t>OW-svøm 2500m SAMMENHÆNGENDE (Christiansborg-generalprøve) · 50 min</w:t>
               <w:br/>
               <w:t>Løb Z2 35 min · 35 min</w:t>
             </w:r>
@@ -4676,14 +4657,15 @@
               <w:rPr>
                 <w:sz w:val="20"/>
               </w:rPr>
-              <w:t>- Tilvænning + let svøm langs kant 10m freeride</w:t>
-              <w:br/>
-              <w:t>- Open water: kontinuerlig svøm, sigtning hver 8.-10. tag 25m freeride</w:t>
-              <w:br/>
-              <w:t>- Let ud-svøm + exit-rutine 10m freeride</w:t>
-              <w:br/>
-              <w:br/>
-              <w:t>OW-svøm 45 min — Christiansborg-prep starter</w:t>
+              <w:t>- 200m indsvømning rolig 5m freeride</w:t>
+              <w:br/>
+              <w:t>- 2500m SAMMENHÆNGENDE — ingen pauser, racetempo-føling 45m freeride</w:t>
+              <w:br/>
+              <w:br/>
+              <w:t>Formål: distancen i ét stykke før Christiansborg 29/8. Ikke en test — jævnt tempo, orienter hver 6.-8. tag.</w:t>
+              <w:br/>
+              <w:br/>
+              <w:t>OW-svøm 2500m i ét stræk — generalprøve til Christiansborg 29/8</w:t>
               <w:br/>
               <w:br/>
               <w:t>- Varm-op 10m &gt;5:35/km Pace</w:t>
@@ -4869,7 +4851,7 @@
           <w:color w:val="7A6A58"/>
           <w:sz w:val="22"/>
         </w:rPr>
-        <w:t>BUILD+  ·  Mallorca (hjem søn 16.)  ·  CTL-mål 67  ·  500 TSS</w:t>
+        <w:t>BUILD+  ·  Mallorca (hjem søn 16.)  ·  CTL-mål 53  ·  500 TSS</w:t>
       </w:r>
     </w:p>
     <w:p>
@@ -5339,7 +5321,7 @@
           <w:color w:val="7A6A58"/>
           <w:sz w:val="22"/>
         </w:rPr>
-        <w:t>BUILD  ·  Gentofte → Norge lør  ·  CTL-mål 63  ·  300 TSS</w:t>
+        <w:t>BUILD  ·  Gentofte → Norge lør  ·  CTL-mål 51  ·  300 TSS</w:t>
       </w:r>
     </w:p>
     <w:p>
@@ -5789,7 +5771,7 @@
           <w:color w:val="7A6A58"/>
           <w:sz w:val="22"/>
         </w:rPr>
-        <w:t>TAPER  ·  Norge → hjem man. RACE lør  ·  CTL-mål 59  ·  180 TSS</w:t>
+        <w:t>TAPER  ·  Norge → hjem man. RACE lør  ·  CTL-mål 47  ·  180 TSS</w:t>
       </w:r>
     </w:p>
     <w:p>
@@ -6231,7 +6213,7 @@
           <w:color w:val="7A6A58"/>
           <w:sz w:val="22"/>
         </w:rPr>
-        <w:t>RACE  ·  Gentofte → Bordeaux tor  ·  CTL-mål 56  ·  120 TSS</w:t>
+        <w:t>RACE  ·  Gentofte → Bordeaux tor  ·  CTL-mål 43  ·  120 TSS</w:t>
       </w:r>
     </w:p>
     <w:p>

--- a/data/Fast_as_Fifty_Masterplan_2026.docx
+++ b/data/Fast_as_Fifty_Masterplan_2026.docx
@@ -76,7 +76,7 @@
           <w:color w:val="7A6A58"/>
           <w:sz w:val="20"/>
         </w:rPr>
-        <w:t>Genereret 2026-07-25 fra plan.json</w:t>
+        <w:t>Genereret 2026-07-26 fra plan.json</w:t>
       </w:r>
     </w:p>
     <w:p>
@@ -3986,7 +3986,7 @@
               <w:rPr>
                 <w:sz w:val="20"/>
               </w:rPr>
-              <w:t>Svøm 1500m let teknisk · 45 min</w:t>
+              <w:t>Løb Z1 30 min let · 30 min</w:t>
             </w:r>
           </w:p>
         </w:tc>
@@ -4000,18 +4000,10 @@
               <w:rPr>
                 <w:sz w:val="20"/>
               </w:rPr>
-              <w:t>- 400m varm-op Z1 8m freeride</w:t>
-              <w:br/>
-              <w:br/>
-              <w:t>5x</w:t>
-              <w:br/>
-              <w:t>- 100m teknik Z1-Z2 2m freeride</w:t>
-              <w:br/>
-              <w:br/>
-              <w:t>- 300m cool 6m freeride</w:t>
-              <w:br/>
-              <w:br/>
-              <w:t>Svøm let 1500m — ben hviler efter 21 km</w:t>
+              <w:t>- Let løb 30m &gt;5:35/km Pace</w:t>
+              <w:br/>
+              <w:br/>
+              <w:t>Let løb Z1 30 min — ægte Z1, HRV lav</w:t>
             </w:r>
           </w:p>
         </w:tc>
@@ -4041,7 +4033,7 @@
               <w:rPr>
                 <w:sz w:val="20"/>
               </w:rPr>
-              <w:t>THRESHOLD-TEST løb 30 min (opdatér pace-zoner efter) · 65 min</w:t>
+              <w:t>Svøm 1500m let teknisk · 45 min</w:t>
             </w:r>
           </w:p>
         </w:tc>
@@ -4055,25 +4047,18 @@
               <w:rPr>
                 <w:sz w:val="20"/>
               </w:rPr>
-              <w:t>- Varm-op 15m &gt;5:35/km Pace</w:t>
-              <w:br/>
-              <w:br/>
-              <w:t>3x</w:t>
-              <w:br/>
-              <w:t>- Stride 20 sek 1m freeride</w:t>
-              <w:br/>
-              <w:t>- Jog 40 sek 1m freeride</w:t>
-              <w:br/>
-              <w:br/>
-              <w:t>- 30 MIN TEST — jævn max-indsats, flad rute 30m freeride</w:t>
-              <w:br/>
-              <w:t>- Cool-down 10m &gt;5:35/km Pace</w:t>
-              <w:br/>
-              <w:br/>
-              <w:t>Efter testen: threshold-pace = snit af sidste 20 min. Opdatér zoner i Intervals + config.</w:t>
-              <w:br/>
-              <w:br/>
-              <w:t>THRESHOLD-TEST løb 30 min — sætter pace-zoner for marathon-blokken</w:t>
+              <w:t>- 400m varm-op Z1 8m freeride</w:t>
+              <w:br/>
+              <w:br/>
+              <w:t>5x</w:t>
+              <w:br/>
+              <w:t>- 100m teknik Z1-Z2 2m freeride</w:t>
+              <w:br/>
+              <w:br/>
+              <w:t>- 300m cool 6m freeride</w:t>
+              <w:br/>
+              <w:br/>
+              <w:t>Svøm let 1500m — hviledag for benene mellem løb</w:t>
             </w:r>
           </w:p>
         </w:tc>
@@ -4103,7 +4088,7 @@
               <w:rPr>
                 <w:sz w:val="20"/>
               </w:rPr>
-              <w:t>Svøm 1500m let teknisk · 45 min</w:t>
+              <w:t>THRESHOLD-TEST løb 30 min (opdatér pace-zoner efter) · 65 min</w:t>
             </w:r>
           </w:p>
         </w:tc>
@@ -4117,18 +4102,25 @@
               <w:rPr>
                 <w:sz w:val="20"/>
               </w:rPr>
-              <w:t>- 400m varm-op Z1 8m freeride</w:t>
-              <w:br/>
-              <w:br/>
-              <w:t>5x</w:t>
-              <w:br/>
-              <w:t>- 100m teknik Z1-Z2 2m freeride</w:t>
-              <w:br/>
-              <w:br/>
-              <w:t>- 300m cool 6m freeride</w:t>
-              <w:br/>
-              <w:br/>
-              <w:t>Svøm 1500m — morgen (arbejdstung dag)</w:t>
+              <w:t>- Varm-op 15m &gt;5:35/km Pace</w:t>
+              <w:br/>
+              <w:br/>
+              <w:t>3x</w:t>
+              <w:br/>
+              <w:t>- Stride 20 sek 1m freeride</w:t>
+              <w:br/>
+              <w:t>- Jog 40 sek 1m freeride</w:t>
+              <w:br/>
+              <w:br/>
+              <w:t>- 30 MIN TEST — jævn max-indsats, flad rute 30m freeride</w:t>
+              <w:br/>
+              <w:t>- Cool-down 10m &gt;5:35/km Pace</w:t>
+              <w:br/>
+              <w:br/>
+              <w:t>Efter testen: threshold-pace = snit af sidste 20 min. Opdatér zoner i Intervals + config.</w:t>
+              <w:br/>
+              <w:br/>
+              <w:t>Threshold-test 30 min — morgen, før Pill in SE</w:t>
             </w:r>
           </w:p>
         </w:tc>

--- a/data/Fast_as_Fifty_Masterplan_2026.docx
+++ b/data/Fast_as_Fifty_Masterplan_2026.docx
@@ -76,7 +76,7 @@
           <w:color w:val="7A6A58"/>
           <w:sz w:val="20"/>
         </w:rPr>
-        <w:t>Genereret 2026-07-26 fra plan.json</w:t>
+        <w:t>Genereret 2026-07-28 fra plan.json</w:t>
       </w:r>
     </w:p>
     <w:p>
@@ -4088,7 +4088,7 @@
               <w:rPr>
                 <w:sz w:val="20"/>
               </w:rPr>
-              <w:t>THRESHOLD-TEST løb 30 min (opdatér pace-zoner efter) · 65 min</w:t>
+              <w:t>THRESHOLD-TEST løb 20 min (opdatér pace-zoner efter) · 55 min</w:t>
             </w:r>
           </w:p>
         </w:tc>
@@ -4112,15 +4112,15 @@
               <w:t>- Jog 40 sek 1m freeride</w:t>
               <w:br/>
               <w:br/>
-              <w:t>- 30 MIN TEST — jævn max-indsats, flad rute 30m freeride</w:t>
+              <w:t>- 20 MIN TEST — jævn max-indsats, flad rute 20m freeride</w:t>
               <w:br/>
               <w:t>- Cool-down 10m &gt;5:35/km Pace</w:t>
               <w:br/>
               <w:br/>
-              <w:t>Efter testen: threshold-pace = snit af sidste 20 min. Opdatér zoner i Intervals + config.</w:t>
-              <w:br/>
-              <w:br/>
-              <w:t>Threshold-test 30 min — morgen, før Pill in SE</w:t>
+              <w:t>Efter testen: threshold-pace = 95% af testens gennemsnitsfart (snit-pace × 1,05). Eks: 4:05/km snit → 4:18/km threshold. Opdatér zoner i Intervals + config.</w:t>
+              <w:br/>
+              <w:br/>
+              <w:t>Threshold-test 20 min — morgen, før Pill in SE</w:t>
             </w:r>
           </w:p>
         </w:tc>

--- a/data/Fast_as_Fifty_Masterplan_2026.docx
+++ b/data/Fast_as_Fifty_Masterplan_2026.docx
@@ -4175,7 +4175,7 @@
               <w:t>- Cool-down 15m ramp 60-40% FTP</w:t>
               <w:br/>
               <w:br/>
-              <w:t>Efter testen: nyt FTP = 95% af 20-min snit-watt. Opdatér i Intervals → Settings.</w:t>
+              <w:t>Efter testen: nyt FTP = 95% af 20-min snit-watt — watt ganges direkte, modsat løb hvor pace divideres med 0,95. Eks: 285W snit → 271W FTP. Opdatér i Intervals → Settings. Gentag test hver 3.-4. måned.</w:t>
               <w:br/>
               <w:br/>
               <w:t>FTP-TEST 20 min — morgen (arbejdstung dag)</w:t>

--- a/data/Fast_as_Fifty_Masterplan_2026.docx
+++ b/data/Fast_as_Fifty_Masterplan_2026.docx
@@ -4102,7 +4102,7 @@
               <w:rPr>
                 <w:sz w:val="20"/>
               </w:rPr>
-              <w:t>- Varm-op 15m &gt;5:35/km Pace</w:t>
+              <w:t>- Varm-op 15m &gt;5:34/km Pace</w:t>
               <w:br/>
               <w:br/>
               <w:t>3x</w:t>
@@ -4114,7 +4114,7 @@
               <w:br/>
               <w:t>- 20 MIN TEST — jævn max-indsats, flad rute 20m freeride</w:t>
               <w:br/>
-              <w:t>- Cool-down 10m &gt;5:35/km Pace</w:t>
+              <w:t>- Cool-down 10m &gt;5:34/km Pace</w:t>
               <w:br/>
               <w:br/>
               <w:t>Efter testen: threshold-pace = 95% af testens gennemsnitsfart (snit-pace × 1,05). Eks: 4:05/km snit → 4:18/km threshold. Opdatér zoner i Intervals + config.</w:t>
@@ -4222,11 +4222,11 @@
               <w:rPr>
                 <w:sz w:val="20"/>
               </w:rPr>
-              <w:t>- Varm-op 15m &gt;5:35/km Pace</w:t>
-              <w:br/>
-              <w:t>- Lang base 65m 4:56-5:34/km Pace</w:t>
-              <w:br/>
-              <w:t>- Cool-down 10m &gt;5:35/km Pace</w:t>
+              <w:t>- Varm-op 15m &gt;5:34/km Pace</w:t>
+              <w:br/>
+              <w:t>- Lang base 65m 4:56-5:33/km Pace</w:t>
+              <w:br/>
+              <w:t>- Cool-down 10m &gt;5:34/km Pace</w:t>
               <w:br/>
               <w:br/>
               <w:t>Løb Z2 90 min — morgen, før Musik i Gentofte</w:t>
@@ -4533,17 +4533,17 @@
               <w:rPr>
                 <w:sz w:val="20"/>
               </w:rPr>
-              <w:t>- Varm-op 15m &gt;5:35/km Pace</w:t>
+              <w:t>- Varm-op 15m &gt;5:34/km Pace</w:t>
               <w:br/>
               <w:br/>
               <w:t>4x</w:t>
               <w:br/>
               <w:t>- Interval 5m 4:13-4:25/km Pace</w:t>
               <w:br/>
-              <w:t>- Pause 3m &gt;5:35/km Pace</w:t>
-              <w:br/>
-              <w:br/>
-              <w:t>- Cool-down 10m &gt;5:35/km Pace</w:t>
+              <w:t>- Pause 3m &gt;5:34/km Pace</w:t>
+              <w:br/>
+              <w:br/>
+              <w:t>- Cool-down 10m &gt;5:34/km Pace</w:t>
               <w:br/>
               <w:br/>
               <w:t>Løb VO2 4×5 Z4-Z5 — nye zoner efter retest</w:t>
@@ -4633,7 +4633,7 @@
               <w:rPr>
                 <w:sz w:val="20"/>
               </w:rPr>
-              <w:t>OW-svøm 2500m SAMMENHÆNGENDE (Christiansborg-generalprøve) · 50 min</w:t>
+              <w:t>Cykel Z2 45 min · 45 min</w:t>
               <w:br/>
               <w:t>Løb Z2 35 min · 35 min</w:t>
             </w:r>
@@ -4649,25 +4649,24 @@
               <w:rPr>
                 <w:sz w:val="20"/>
               </w:rPr>
-              <w:t>- 200m indsvømning rolig 5m freeride</w:t>
-              <w:br/>
-              <w:t>- 2500m SAMMENHÆNGENDE — ingen pauser, racetempo-føling 45m freeride</w:t>
-              <w:br/>
-              <w:br/>
-              <w:t>Formål: distancen i ét stykke før Christiansborg 29/8. Ikke en test — jævnt tempo, orienter hver 6.-8. tag.</w:t>
-              <w:br/>
-              <w:br/>
-              <w:t>OW-svøm 2500m i ét stræk — generalprøve til Christiansborg 29/8</w:t>
-              <w:br/>
-              <w:br/>
-              <w:t>- Varm-op 10m &gt;5:35/km Pace</w:t>
-              <w:br/>
-              <w:t>- Base 20m 4:56-5:34/km Pace</w:t>
-              <w:br/>
-              <w:t>- Cool-down 5m &gt;5:35/km Pace</w:t>
-              <w:br/>
-              <w:br/>
-              <w:t>Let løb 35 min efter OW-svøm</w:t>
+              <w:t>- Varm-op 10m ramp 45-68% FTP</w:t>
+              <w:br/>
+              <w:t>- Aerob base 30m 56-76% FTP</w:t>
+              <w:br/>
+              <w:t>- Cool-down 5m ramp 68-45% FTP</w:t>
+              <w:br/>
+              <w:br/>
+              <w:t>Let Z2-spin 45 min — flyttet til torsdag; fredag holdes løbefri før 29 km langtur lørdag (Friel: undgå fortløbende løbedage)</w:t>
+              <w:br/>
+              <w:br/>
+              <w:t>- Varm-op 10m &gt;5:34/km Pace</w:t>
+              <w:br/>
+              <w:t>- Base 20m 4:56-5:33/km Pace</w:t>
+              <w:br/>
+              <w:t>- Cool-down 5m &gt;5:34/km Pace</w:t>
+              <w:br/>
+              <w:br/>
+              <w:t>Let løb 35 min om eftermiddagen — svøm flyttet til fredag morgen</w:t>
             </w:r>
           </w:p>
         </w:tc>
@@ -4697,7 +4696,7 @@
               <w:rPr>
                 <w:sz w:val="20"/>
               </w:rPr>
-              <w:t>Cykel Z2 45 min · 45 min</w:t>
+              <w:t>OW-svøm 2500m SAMMENHÆNGENDE (Christiansborg-generalprøve) · 50 min</w:t>
             </w:r>
           </w:p>
         </w:tc>
@@ -4711,14 +4710,15 @@
               <w:rPr>
                 <w:sz w:val="20"/>
               </w:rPr>
-              <w:t>- Varm-op 10m ramp 45-68% FTP</w:t>
-              <w:br/>
-              <w:t>- Aerob base 30m 56-76% FTP</w:t>
-              <w:br/>
-              <w:t>- Cool-down 5m ramp 68-45% FTP</w:t>
-              <w:br/>
-              <w:br/>
-              <w:t>Let Z2-spin 45 min — byttet fra løb (Friel: undgå fortløbende løb før 29 km langtur)</w:t>
+              <w:t>- 200m indsvømning rolig 5m freeride</w:t>
+              <w:br/>
+              <w:t>- 2500m SAMMENHÆNGENDE — ingen pauser, racetempo-føling 45m freeride</w:t>
+              <w:br/>
+              <w:br/>
+              <w:t>Formål: distancen i ét stykke før Christiansborg 29/8. Ikke en test — jævnt tempo, orienter hver 6.-8. tag.</w:t>
+              <w:br/>
+              <w:br/>
+              <w:t>OW-svøm 2500m i ét stræk — generalprøve til Christiansborg 29/8 (flyttet til fredag morgen)</w:t>
             </w:r>
           </w:p>
         </w:tc>
@@ -4762,11 +4762,11 @@
               <w:rPr>
                 <w:sz w:val="20"/>
               </w:rPr>
-              <w:t>- Varm-op 15m &gt;5:35/km Pace</w:t>
-              <w:br/>
-              <w:t>- Lang base 29 km 130m 4:56-5:34/km Pace</w:t>
-              <w:br/>
-              <w:t>- Cool-down 10m &gt;5:35/km Pace</w:t>
+              <w:t>- Varm-op 15m &gt;5:34/km Pace</w:t>
+              <w:br/>
+              <w:t>- Lang base 29 km 130m 4:56-5:33/km Pace</w:t>
+              <w:br/>
+              <w:t>- Cool-down 10m &gt;5:34/km Pace</w:t>
               <w:br/>
               <w:br/>
               <w:t>Lang løb 28-30 km — marathon-ladder</w:t>
@@ -5002,11 +5002,11 @@
               <w:rPr>
                 <w:sz w:val="20"/>
               </w:rPr>
-              <w:t>- Varm-op 10m &gt;5:35/km Pace</w:t>
-              <w:br/>
-              <w:t>- Base 60m 4:56-5:34/km Pace</w:t>
-              <w:br/>
-              <w:t>- Cool-down 5m &gt;5:35/km Pace</w:t>
+              <w:t>- Varm-op 10m &gt;5:34/km Pace</w:t>
+              <w:br/>
+              <w:t>- Base 60m 4:56-5:33/km Pace</w:t>
+              <w:br/>
+              <w:t>- Cool-down 5m &gt;5:34/km Pace</w:t>
               <w:br/>
               <w:br/>
               <w:t>Løb Z2 75 min Mallorca</w:t>
@@ -5110,11 +5110,11 @@
               <w:rPr>
                 <w:sz w:val="20"/>
               </w:rPr>
-              <w:t>- Varm-op 15m &gt;5:35/km Pace</w:t>
-              <w:br/>
-              <w:t>- Lang base 28 km 125m 4:56-5:34/km Pace</w:t>
-              <w:br/>
-              <w:t>- Cool-down 10m &gt;5:35/km Pace</w:t>
+              <w:t>- Varm-op 15m &gt;5:34/km Pace</w:t>
+              <w:br/>
+              <w:t>- Lang base 28 km 125m 4:56-5:33/km Pace</w:t>
+              <w:br/>
+              <w:t>- Cool-down 10m &gt;5:34/km Pace</w:t>
               <w:br/>
               <w:br/>
               <w:t>Lang løb 28 km Mallorca — marathon-ladder</w:t>
@@ -5236,7 +5236,7 @@
               <w:t>Cykel Z2 2.5t Mallorca (skåret fra 3.5t — marathon-prioritet)</w:t>
               <w:br/>
               <w:br/>
-              <w:t>- Let løb 30m &gt;5:35/km Pace</w:t>
+              <w:t>- Let løb 30m &gt;5:34/km Pace</w:t>
               <w:br/>
               <w:br/>
               <w:t>Let løb 30 min — 3. pas</w:t>
@@ -5472,11 +5472,11 @@
               <w:rPr>
                 <w:sz w:val="20"/>
               </w:rPr>
-              <w:t>- Varm-op 15m &gt;5:35/km Pace</w:t>
-              <w:br/>
-              <w:t>- Lang base 32 km 145m 4:56-5:34/km Pace</w:t>
-              <w:br/>
-              <w:t>- Cool-down 10m &gt;5:35/km Pace</w:t>
+              <w:t>- Varm-op 15m &gt;5:34/km Pace</w:t>
+              <w:br/>
+              <w:t>- Lang base 32 km 145m 4:56-5:33/km Pace</w:t>
+              <w:br/>
+              <w:t>- Cool-down 10m &gt;5:34/km Pace</w:t>
               <w:br/>
               <w:br/>
               <w:t>Lang løb 32 km — SIDSTE langtur før Médoc</w:t>
@@ -5625,7 +5625,7 @@
               <w:rPr>
                 <w:sz w:val="20"/>
               </w:rPr>
-              <w:t>- Let løb 10m &gt;5:35/km Pace</w:t>
+              <w:t>- Let løb 10m &gt;5:34/km Pace</w:t>
               <w:br/>
               <w:br/>
               <w:t>4x</w:t>
@@ -5635,7 +5635,7 @@
               <w:t>- Jog 40 sek 1m freeride</w:t>
               <w:br/>
               <w:br/>
-              <w:t>- Cool-down 5m &gt;5:35/km Pace</w:t>
+              <w:t>- Cool-down 5m &gt;5:34/km Pace</w:t>
               <w:br/>
               <w:br/>
               <w:t>Shakeout løb + strides</w:t>
@@ -5726,11 +5726,11 @@
               <w:rPr>
                 <w:sz w:val="20"/>
               </w:rPr>
-              <w:t>- Varm-op 10m &gt;5:35/km Pace</w:t>
-              <w:br/>
-              <w:t>- Base 35m 4:56-5:34/km Pace</w:t>
-              <w:br/>
-              <w:t>- Cool-down 5m &gt;5:35/km Pace</w:t>
+              <w:t>- Varm-op 10m &gt;5:34/km Pace</w:t>
+              <w:br/>
+              <w:t>- Base 35m 4:56-5:33/km Pace</w:t>
+              <w:br/>
+              <w:t>- Cool-down 5m &gt;5:34/km Pace</w:t>
               <w:br/>
               <w:br/>
               <w:t>Løb Z2 50 min Norge (søn 23. aug)</w:t>
@@ -5927,11 +5927,11 @@
               <w:t>OW-svøm 30 min — race-tilvænning</w:t>
               <w:br/>
               <w:br/>
-              <w:t>- Varm-op 10m &gt;5:35/km Pace</w:t>
-              <w:br/>
-              <w:t>- Base 35m 4:56-5:34/km Pace</w:t>
-              <w:br/>
-              <w:t>- Cool-down 5m &gt;5:35/km Pace</w:t>
+              <w:t>- Varm-op 10m &gt;5:34/km Pace</w:t>
+              <w:br/>
+              <w:t>- Base 35m 4:56-5:33/km Pace</w:t>
+              <w:br/>
+              <w:t>- Cool-down 5m &gt;5:34/km Pace</w:t>
               <w:br/>
               <w:br/>
               <w:t>Løb Z2 50 min efter OW-tilvænning</w:t>
@@ -5978,11 +5978,11 @@
               <w:rPr>
                 <w:sz w:val="20"/>
               </w:rPr>
-              <w:t>- Varm-op 10m &gt;5:35/km Pace</w:t>
-              <w:br/>
-              <w:t>- Base 19 km 85m 4:56-5:34/km Pace</w:t>
-              <w:br/>
-              <w:t>- Cool-down 5m &gt;5:35/km Pace</w:t>
+              <w:t>- Varm-op 10m &gt;5:34/km Pace</w:t>
+              <w:br/>
+              <w:t>- Base 19 km 85m 4:56-5:33/km Pace</w:t>
+              <w:br/>
+              <w:t>- Cool-down 5m &gt;5:34/km Pace</w:t>
               <w:br/>
               <w:br/>
               <w:t>Mellemlang 19 km — marathon-vedligehold, 10 dage til Médoc</w:t>
@@ -6172,7 +6172,7 @@
               <w:rPr>
                 <w:sz w:val="20"/>
               </w:rPr>
-              <w:t>- Let løb 40m &gt;5:35/km Pace</w:t>
+              <w:t>- Let løb 40m &gt;5:34/km Pace</w:t>
               <w:br/>
               <w:br/>
               <w:t>Let løb 40 min + recovery walk — dagen efter Christiansborg</w:t>
@@ -6313,11 +6313,11 @@
               <w:rPr>
                 <w:sz w:val="20"/>
               </w:rPr>
-              <w:t>- Varm-op 10m &gt;5:35/km Pace</w:t>
-              <w:br/>
-              <w:t>- Base 35m 4:56-5:34/km Pace</w:t>
-              <w:br/>
-              <w:t>- Cool-down 5m &gt;5:35/km Pace</w:t>
+              <w:t>- Varm-op 10m &gt;5:34/km Pace</w:t>
+              <w:br/>
+              <w:t>- Base 35m 4:56-5:33/km Pace</w:t>
+              <w:br/>
+              <w:t>- Cool-down 5m &gt;5:34/km Pace</w:t>
               <w:br/>
               <w:br/>
               <w:t>Løb Z2 50 min</w:t>
@@ -6364,19 +6364,19 @@
               <w:rPr>
                 <w:sz w:val="20"/>
               </w:rPr>
-              <w:t>- Varm-op 10m &gt;5:35/km Pace</w:t>
-              <w:br/>
-              <w:t>- Base 13m 4:56-5:34/km Pace</w:t>
+              <w:t>- Varm-op 10m &gt;5:34/km Pace</w:t>
+              <w:br/>
+              <w:t>- Base 13m 4:56-5:33/km Pace</w:t>
               <w:br/>
               <w:br/>
               <w:t>6x</w:t>
               <w:br/>
-              <w:t>- Race-pace 1 min 1m 4:56-5:34/km Pace</w:t>
+              <w:t>- Race-pace 1 min 1m 4:56-5:33/km Pace</w:t>
               <w:br/>
               <w:t>- Jog 1 min 1m freeride</w:t>
               <w:br/>
               <w:br/>
-              <w:t>- Cool-down 5m &gt;5:35/km Pace</w:t>
+              <w:t>- Cool-down 5m &gt;5:34/km Pace</w:t>
               <w:br/>
               <w:br/>
               <w:t>Let løb + 6×1 min race-pace — vækker benene</w:t>
@@ -6470,7 +6470,7 @@
               <w:t>Fly → Bordeaux (tor 3. sep)</w:t>
               <w:br/>
               <w:br/>
-              <w:t>- Let løb 10m &gt;5:35/km Pace</w:t>
+              <w:t>- Let løb 10m &gt;5:34/km Pace</w:t>
               <w:br/>
               <w:br/>
               <w:t>4x</w:t>
@@ -6480,7 +6480,7 @@
               <w:t>- Jog 40 sek 1m freeride</w:t>
               <w:br/>
               <w:br/>
-              <w:t>- Cool-down 5m &gt;5:35/km Pace</w:t>
+              <w:t>- Cool-down 5m &gt;5:34/km Pace</w:t>
               <w:br/>
               <w:br/>
               <w:t>Shakeout efter fly → Bordeaux (tor 3. sep)</w:t>
@@ -6530,7 +6530,7 @@
               <w:t>Hotel Bordeaux — hvile (fre 4. sep)</w:t>
               <w:br/>
               <w:br/>
-              <w:t>- Let løb 15m &gt;5:35/km Pace</w:t>
+              <w:t>- Let løb 15m &gt;5:34/km Pace</w:t>
               <w:br/>
               <w:br/>
               <w:t>Kort jog 15 min — Hotel Bordeaux (fre 4. sep)</w:t>

--- a/data/Fast_as_Fifty_Masterplan_2026.docx
+++ b/data/Fast_as_Fifty_Masterplan_2026.docx
@@ -4033,7 +4033,7 @@
               <w:rPr>
                 <w:sz w:val="20"/>
               </w:rPr>
-              <w:t>Svøm 1500m let teknisk · 45 min</w:t>
+              <w:t>FTP-TEST 20 min (opdatér zoner efter) · 65 min</w:t>
             </w:r>
           </w:p>
         </w:tc>
@@ -4047,18 +4047,21 @@
               <w:rPr>
                 <w:sz w:val="20"/>
               </w:rPr>
-              <w:t>- 400m varm-op Z1 8m freeride</w:t>
-              <w:br/>
-              <w:br/>
-              <w:t>5x</w:t>
-              <w:br/>
-              <w:t>- 100m teknik Z1-Z2 2m freeride</w:t>
-              <w:br/>
-              <w:br/>
-              <w:t>- 300m cool 6m freeride</w:t>
-              <w:br/>
-              <w:br/>
-              <w:t>Svøm let 1500m — hviledag for benene mellem løb</w:t>
+              <w:t>- Varm-op progressiv 20m ramp 45-72% FTP</w:t>
+              <w:br/>
+              <w:t>- Åbner 5 min 5m 91-100% FTP</w:t>
+              <w:br/>
+              <w:t>- Let 5m 44-56% FTP</w:t>
+              <w:br/>
+              <w:t>- 20 MIN ALL-OUT TEST — jævn max-indsats 20m freeride</w:t>
+              <w:br/>
+              <w:t>- Cool-down 15m ramp 60-40% FTP</w:t>
+              <w:br/>
+              <w:br/>
+              <w:t>Efter testen: nyt FTP = 95% af 20-min snit-watt — watt ganges direkte, modsat løb hvor pace divideres med 0,95. Eks: 285W snit → 271W FTP. Opdatér i Intervals → Settings. Gentag test hver 3.-4. måned.</w:t>
+              <w:br/>
+              <w:br/>
+              <w:t>FTP-TEST 20 min — morgen (arbejdstung dag)</w:t>
             </w:r>
           </w:p>
         </w:tc>
@@ -4150,7 +4153,7 @@
               <w:rPr>
                 <w:sz w:val="20"/>
               </w:rPr>
-              <w:t>FTP-TEST 20 min (opdatér zoner efter) · 65 min</w:t>
+              <w:t>Svøm 1500m let teknisk · 45 min</w:t>
             </w:r>
           </w:p>
         </w:tc>
@@ -4164,21 +4167,18 @@
               <w:rPr>
                 <w:sz w:val="20"/>
               </w:rPr>
-              <w:t>- Varm-op progressiv 20m ramp 45-72% FTP</w:t>
-              <w:br/>
-              <w:t>- Åbner 5 min 5m 91-100% FTP</w:t>
-              <w:br/>
-              <w:t>- Let 5m 44-56% FTP</w:t>
-              <w:br/>
-              <w:t>- 20 MIN ALL-OUT TEST — jævn max-indsats 20m freeride</w:t>
-              <w:br/>
-              <w:t>- Cool-down 15m ramp 60-40% FTP</w:t>
-              <w:br/>
-              <w:br/>
-              <w:t>Efter testen: nyt FTP = 95% af 20-min snit-watt — watt ganges direkte, modsat løb hvor pace divideres med 0,95. Eks: 285W snit → 271W FTP. Opdatér i Intervals → Settings. Gentag test hver 3.-4. måned.</w:t>
-              <w:br/>
-              <w:br/>
-              <w:t>FTP-TEST 20 min — morgen (arbejdstung dag)</w:t>
+              <w:t>- 400m varm-op Z1 8m freeride</w:t>
+              <w:br/>
+              <w:br/>
+              <w:t>5x</w:t>
+              <w:br/>
+              <w:t>- 100m teknik Z1-Z2 2m freeride</w:t>
+              <w:br/>
+              <w:br/>
+              <w:t>- 300m cool 6m freeride</w:t>
+              <w:br/>
+              <w:br/>
+              <w:t>Svøm let 1500m — hviledag for benene mellem løb</w:t>
             </w:r>
           </w:p>
         </w:tc>

--- a/data/Fast_as_Fifty_Masterplan_2026.docx
+++ b/data/Fast_as_Fifty_Masterplan_2026.docx
@@ -4091,7 +4091,7 @@
               <w:rPr>
                 <w:sz w:val="20"/>
               </w:rPr>
-              <w:t>THRESHOLD-TEST løb 20 min (opdatér pace-zoner efter) · 55 min</w:t>
+              <w:t>Svøm 1500m let teknisk · 45 min</w:t>
             </w:r>
           </w:p>
         </w:tc>
@@ -4105,25 +4105,18 @@
               <w:rPr>
                 <w:sz w:val="20"/>
               </w:rPr>
-              <w:t>- Varm-op 15m &gt;5:34/km Pace</w:t>
-              <w:br/>
-              <w:br/>
-              <w:t>3x</w:t>
-              <w:br/>
-              <w:t>- Stride 20 sek 1m freeride</w:t>
-              <w:br/>
-              <w:t>- Jog 40 sek 1m freeride</w:t>
-              <w:br/>
-              <w:br/>
-              <w:t>- 20 MIN TEST — jævn max-indsats, flad rute 20m freeride</w:t>
-              <w:br/>
-              <w:t>- Cool-down 10m &gt;5:34/km Pace</w:t>
-              <w:br/>
-              <w:br/>
-              <w:t>Efter testen: threshold-pace = 95% af testens gennemsnitsfart (snit-pace × 1,05). Eks: 4:05/km snit → 4:18/km threshold. Opdatér zoner i Intervals + config.</w:t>
-              <w:br/>
-              <w:br/>
-              <w:t>Threshold-test 20 min — morgen, før Pill in SE</w:t>
+              <w:t>- 400m varm-op Z1 8m freeride</w:t>
+              <w:br/>
+              <w:br/>
+              <w:t>5x</w:t>
+              <w:br/>
+              <w:t>- 100m teknik Z1-Z2 2m freeride</w:t>
+              <w:br/>
+              <w:br/>
+              <w:t>- 300m cool 6m freeride</w:t>
+              <w:br/>
+              <w:br/>
+              <w:t>Svøm let 1500m — hviledag for benene mellem løb</w:t>
             </w:r>
           </w:p>
         </w:tc>
@@ -4153,7 +4146,7 @@
               <w:rPr>
                 <w:sz w:val="20"/>
               </w:rPr>
-              <w:t>Svøm 1500m let teknisk · 45 min</w:t>
+              <w:t>THRESHOLD-TEST løb 20 min (opdatér pace-zoner efter) · 55 min</w:t>
             </w:r>
           </w:p>
         </w:tc>
@@ -4167,18 +4160,25 @@
               <w:rPr>
                 <w:sz w:val="20"/>
               </w:rPr>
-              <w:t>- 400m varm-op Z1 8m freeride</w:t>
-              <w:br/>
-              <w:br/>
-              <w:t>5x</w:t>
-              <w:br/>
-              <w:t>- 100m teknik Z1-Z2 2m freeride</w:t>
-              <w:br/>
-              <w:br/>
-              <w:t>- 300m cool 6m freeride</w:t>
-              <w:br/>
-              <w:br/>
-              <w:t>Svøm let 1500m — hviledag for benene mellem løb</w:t>
+              <w:t>- Varm-op 15m &gt;5:34/km Pace</w:t>
+              <w:br/>
+              <w:br/>
+              <w:t>3x</w:t>
+              <w:br/>
+              <w:t>- Stride 20 sek 1m freeride</w:t>
+              <w:br/>
+              <w:t>- Jog 40 sek 1m freeride</w:t>
+              <w:br/>
+              <w:br/>
+              <w:t>- 20 MIN TEST — jævn max-indsats, flad rute 20m freeride</w:t>
+              <w:br/>
+              <w:t>- Cool-down 10m &gt;5:34/km Pace</w:t>
+              <w:br/>
+              <w:br/>
+              <w:t>Efter testen: threshold-pace = 95% af testens gennemsnitsfart (snit-pace × 1,05). Eks: 4:05/km snit → 4:18/km threshold. Opdatér zoner i Intervals + config.</w:t>
+              <w:br/>
+              <w:br/>
+              <w:t>Threshold-test 20 min — morgen, før Pill in SE</w:t>
             </w:r>
           </w:p>
         </w:tc>

--- a/data/Fast_as_Fifty_Masterplan_2026.docx
+++ b/data/Fast_as_Fifty_Masterplan_2026.docx
@@ -5039,7 +5039,7 @@
               <w:rPr>
                 <w:sz w:val="20"/>
               </w:rPr>
-              <w:t>Cykel bjerg-intervaller Z4 Mallorca · 2t</w:t>
+              <w:t>Sa Calobra TEST via Puig Major · 265 min</w:t>
             </w:r>
           </w:p>
         </w:tc>
@@ -5053,20 +5053,27 @@
               <w:rPr>
                 <w:sz w:val="20"/>
               </w:rPr>
-              <w:t>- Varm-op til bjerg 30m ramp 50-76% FTP</w:t>
-              <w:br/>
-              <w:br/>
-              <w:t>5x</w:t>
-              <w:br/>
-              <w:t>- Z4 opstigning 7m 91-100% FTP</w:t>
-              <w:br/>
-              <w:t>- Ned 4m 44-56% FTP</w:t>
-              <w:br/>
-              <w:br/>
-              <w:t>- Cool-down hjem 25m ramp 76-50% FTP</w:t>
-              <w:br/>
-              <w:br/>
-              <w:t>Cykel bjerg Z4 Mallorca — VO2 stimulus</w:t>
+              <w:t>- Varm-op Fornalutx til Sóller 20m ramp 45-65% FTP</w:t>
+              <w:br/>
+              <w:t>- Puig Major opstigning Z2 — spar benene 65m 65-75% FTP</w:t>
+              <w:br/>
+              <w:t>- Tunnel til Coll dels Reis 20m 55-70% FTP</w:t>
+              <w:br/>
+              <w:t>- Nedkørsel Sa Calobra — kontrolleret, ingen watt-mål 25m freeride</w:t>
+              <w:br/>
+              <w:t>- SA CALOBRA TEST — jævn max-indsats, 105% FTP 35m freeride</w:t>
+              <w:br/>
+              <w:t>- Cool-down på toppen 10m 44-56% FTP</w:t>
+              <w:br/>
+              <w:t>- Retur over Puig Major Z2 70m 60-72% FTP</w:t>
+              <w:br/>
+              <w:t>- Cool-down ned til Fornalutx 20m ramp 65-45% FTP</w:t>
+              <w:br/>
+              <w:br/>
+              <w:t>Testen: Sa Calobra 9,45 km / 627 hm. Kør jævnt — NP skal ligge tæt på snittet, ingen ryk på svingene. Vær nede ved havnen kl. 08:00, før turistbusserne. PR 35:18, sat på 275 W i 31 grader efter 85 km.</w:t>
+              <w:br/>
+              <w:br/>
+              <w:t>Sa Calobra formtest — tidlig afgang, jævn max-indsats</w:t>
             </w:r>
           </w:p>
         </w:tc>

--- a/data/Fast_as_Fifty_Masterplan_2026.docx
+++ b/data/Fast_as_Fifty_Masterplan_2026.docx
@@ -76,7 +76,7 @@
           <w:color w:val="7A6A58"/>
           <w:sz w:val="20"/>
         </w:rPr>
-        <w:t>Genereret 2026-07-28 fra plan.json</w:t>
+        <w:t>Genereret 2026-07-29 fra plan.json</w:t>
       </w:r>
     </w:p>
     <w:p>
@@ -3572,7 +3572,7 @@
               <w:rPr>
                 <w:sz w:val="20"/>
               </w:rPr>
-              <w:t>Svøm 2000m åbent vand (Christiansborg-tempo) · 40 min</w:t>
+              <w:t>Cykel Z2 120 min Mallorca · 2t</w:t>
             </w:r>
           </w:p>
         </w:tc>
@@ -3586,10 +3586,14 @@
               <w:rPr>
                 <w:sz w:val="20"/>
               </w:rPr>
-              <w:t>Åbent vand, Sóller. Roligt Christiansborg-tempo + teknik/sigt.</w:t>
-              <w:br/>
-              <w:br/>
-              <w:t>Svøm 2000m åbent vand — Christiansborg-tempo</w:t>
+              <w:t>- Varm-op 10m ramp 45-68% FTP</w:t>
+              <w:br/>
+              <w:t>- Aerob base 105m 56-76% FTP</w:t>
+              <w:br/>
+              <w:t>- Cool-down 5m ramp 68-45% FTP</w:t>
+              <w:br/>
+              <w:br/>
+              <w:t>Cykel Z2 2t — 37°-dagen. VENTIL: skær eller drop hvis HRV &lt;45 eller søvn &lt;6t.</w:t>
             </w:r>
           </w:p>
         </w:tc>
@@ -3619,7 +3623,7 @@
               <w:rPr>
                 <w:sz w:val="20"/>
               </w:rPr>
-              <w:t>Løb 16 km Z1–Z2 til fyret · 85 min</w:t>
+              <w:t>Lang løb Z2 90 min · 1t 30m</w:t>
             </w:r>
           </w:p>
         </w:tc>
@@ -3633,14 +3637,14 @@
               <w:rPr>
                 <w:sz w:val="20"/>
               </w:rPr>
-              <w:t>- Varm-op 10m &gt;5:35/km Pace</w:t>
-              <w:br/>
-              <w:t>- Base rolig beskyt lilletaaen 70m 4:56-5:34/km Pace</w:t>
-              <w:br/>
-              <w:t>- Cool-down 5m &gt;5:35/km Pace</w:t>
-              <w:br/>
-              <w:br/>
-              <w:t>Løb 16 km Z1–Z2 til fyret</w:t>
+              <w:t>- Varm-op 15m &gt;5:35/km Pace</w:t>
+              <w:br/>
+              <w:t>- Lang base 65m 4:56-5:34/km Pace</w:t>
+              <w:br/>
+              <w:t>- Cool-down 10m &gt;5:35/km Pace</w:t>
+              <w:br/>
+              <w:br/>
+              <w:t>Lang løb Z2 90 min — formiddag før aftenflyet hjem (ons 22.)</w:t>
             </w:r>
           </w:p>
         </w:tc>
@@ -3746,7 +3750,7 @@
               <w:rPr>
                 <w:sz w:val="20"/>
               </w:rPr>
-              <w:t>Hvile</w:t>
+              <w:t>Svøm 2500m · 65 min</w:t>
             </w:r>
           </w:p>
         </w:tc>
@@ -3760,7 +3764,22 @@
               <w:rPr>
                 <w:sz w:val="20"/>
               </w:rPr>
-              <w:t>Hviledag</w:t>
+              <w:t>- 400m varm-op 10m freeride</w:t>
+              <w:br/>
+              <w:br/>
+              <w:t>5x</w:t>
+              <w:br/>
+              <w:t>- 200m Z3 4m freeride</w:t>
+              <w:br/>
+              <w:t>- 30s pause 1m freeride</w:t>
+              <w:br/>
+              <w:br/>
+              <w:t>- 400m teknik 8m freeride</w:t>
+              <w:br/>
+              <w:t>- 300m cool 5m freeride</w:t>
+              <w:br/>
+              <w:br/>
+              <w:t>Svøm 2500m</w:t>
             </w:r>
           </w:p>
         </w:tc>
@@ -3790,7 +3809,7 @@
               <w:rPr>
                 <w:sz w:val="20"/>
               </w:rPr>
-              <w:t>Langløb 21 km Z2 · 118 min</w:t>
+              <w:t>Lang løb Z2 26 km (140 min) · 140 min</w:t>
             </w:r>
           </w:p>
         </w:tc>
@@ -3806,12 +3825,12 @@
               </w:rPr>
               <w:t>- Varm-op 15m &gt;5:35/km Pace</w:t>
               <w:br/>
-              <w:t>- Lang base rolig 93m 4:56-5:34/km Pace</w:t>
+              <w:t>- Lang base 26 km 115m 4:56-5:34/km Pace</w:t>
               <w:br/>
               <w:t>- Cool-down 10m &gt;5:35/km Pace</w:t>
               <w:br/>
               <w:br/>
-              <w:t>Langløb 21 km Z2 — marathon-ladder start</w:t>
+              <w:t>Lang løb 26 km — marathon-ladder start</w:t>
             </w:r>
           </w:p>
         </w:tc>
@@ -3841,7 +3860,7 @@
               <w:rPr>
                 <w:sz w:val="20"/>
               </w:rPr>
-              <w:t>Cykel Z2 60 min · 60 min</w:t>
+              <w:t>Cykel Z2 90 min · 1t 30m</w:t>
             </w:r>
           </w:p>
         </w:tc>
@@ -3857,12 +3876,12 @@
               </w:rPr>
               <w:t>- Varm-op 10m ramp 45-68% FTP</w:t>
               <w:br/>
-              <w:t>- Aerob base 45m 56-76% FTP</w:t>
+              <w:t>- Aerob base 75m 56-76% FTP</w:t>
               <w:br/>
               <w:t>- Cool-down 5m ramp 68-45% FTP</w:t>
               <w:br/>
               <w:br/>
-              <w:t>Cykel Z2 60 min recovery-spin</w:t>
+              <w:t>Cykel Z2 90 min recovery-spin</w:t>
             </w:r>
           </w:p>
         </w:tc>
@@ -3892,7 +3911,7 @@
           <w:color w:val="7A6A58"/>
           <w:sz w:val="22"/>
         </w:rPr>
-        <w:t>RECOVERY  ·  Gentofte  ·  CTL-mål 48  ·  270 TSS</w:t>
+        <w:t>RECOVERY  ·  Gentofte  ·  CTL-mål 56  ·  200 TSS</w:t>
       </w:r>
     </w:p>
     <w:p>
@@ -4003,7 +4022,7 @@
               <w:t>- Let løb 30m &gt;5:35/km Pace</w:t>
               <w:br/>
               <w:br/>
-              <w:t>Let løb Z1 30 min — ægte Z1, HRV lav</w:t>
+              <w:t>Let løb 30 min — frekvens, ikke belastning</w:t>
             </w:r>
           </w:p>
         </w:tc>
@@ -4033,7 +4052,7 @@
               <w:rPr>
                 <w:sz w:val="20"/>
               </w:rPr>
-              <w:t>FTP-TEST 20 min (opdatér zoner efter) · 65 min</w:t>
+              <w:t>Svøm 1500m let teknisk · 45 min</w:t>
             </w:r>
           </w:p>
         </w:tc>
@@ -4047,21 +4066,18 @@
               <w:rPr>
                 <w:sz w:val="20"/>
               </w:rPr>
-              <w:t>- Varm-op progressiv 20m ramp 45-72% FTP</w:t>
-              <w:br/>
-              <w:t>- Åbner 5 min 5m 91-100% FTP</w:t>
-              <w:br/>
-              <w:t>- Let 5m 44-56% FTP</w:t>
-              <w:br/>
-              <w:t>- 20 MIN ALL-OUT TEST — jævn max-indsats 20m freeride</w:t>
-              <w:br/>
-              <w:t>- Cool-down 15m ramp 60-40% FTP</w:t>
-              <w:br/>
-              <w:br/>
-              <w:t>Efter testen: nyt FTP = 95% af 20-min snit-watt — watt ganges direkte, modsat løb hvor pace divideres med 0,95. Eks: 285W snit → 271W FTP. Opdatér i Intervals → Settings. Gentag test hver 3.-4. måned.</w:t>
-              <w:br/>
-              <w:br/>
-              <w:t>FTP-TEST 20 min — morgen (arbejdstung dag)</w:t>
+              <w:t>- 400m varm-op Z1 8m freeride</w:t>
+              <w:br/>
+              <w:br/>
+              <w:t>5x</w:t>
+              <w:br/>
+              <w:t>- 100m teknik Z1-Z2 2m freeride</w:t>
+              <w:br/>
+              <w:br/>
+              <w:t>- 300m cool 6m freeride</w:t>
+              <w:br/>
+              <w:br/>
+              <w:t>Svøm let 1500m</w:t>
             </w:r>
           </w:p>
         </w:tc>
@@ -4091,7 +4107,7 @@
               <w:rPr>
                 <w:sz w:val="20"/>
               </w:rPr>
-              <w:t>Svøm 1500m let teknisk · 45 min</w:t>
+              <w:t>Hvile</w:t>
             </w:r>
           </w:p>
         </w:tc>
@@ -4105,18 +4121,7 @@
               <w:rPr>
                 <w:sz w:val="20"/>
               </w:rPr>
-              <w:t>- 400m varm-op Z1 8m freeride</w:t>
-              <w:br/>
-              <w:br/>
-              <w:t>5x</w:t>
-              <w:br/>
-              <w:t>- 100m teknik Z1-Z2 2m freeride</w:t>
-              <w:br/>
-              <w:br/>
-              <w:t>- 300m cool 6m freeride</w:t>
-              <w:br/>
-              <w:br/>
-              <w:t>Svøm let 1500m — hviledag for benene mellem løb</w:t>
+              <w:t>Svøm droppet — ingen erstatning i dag (rykket til fredag, se 31/7)</w:t>
             </w:r>
           </w:p>
         </w:tc>
@@ -4146,7 +4151,7 @@
               <w:rPr>
                 <w:sz w:val="20"/>
               </w:rPr>
-              <w:t>THRESHOLD-TEST løb 20 min (opdatér pace-zoner efter) · 55 min</w:t>
+              <w:t>THRESHOLD-TEST løb 30 min + forlængelse (langt løb) · 91 min</w:t>
             </w:r>
           </w:p>
         </w:tc>
@@ -4160,7 +4165,7 @@
               <w:rPr>
                 <w:sz w:val="20"/>
               </w:rPr>
-              <w:t>- Varm-op 15m &gt;5:34/km Pace</w:t>
+              <w:t>- Varm-op 15m &gt;5:35/km Pace</w:t>
               <w:br/>
               <w:br/>
               <w:t>3x</w:t>
@@ -4170,15 +4175,19 @@
               <w:t>- Jog 40 sek 1m freeride</w:t>
               <w:br/>
               <w:br/>
-              <w:t>- 20 MIN TEST — jævn max-indsats, flad rute 20m freeride</w:t>
-              <w:br/>
-              <w:t>- Cool-down 10m &gt;5:34/km Pace</w:t>
-              <w:br/>
-              <w:br/>
-              <w:t>Efter testen: threshold-pace = 95% af testens gennemsnitsfart (snit-pace × 1,05). Eks: 4:05/km snit → 4:18/km threshold. Opdatér zoner i Intervals + config.</w:t>
-              <w:br/>
-              <w:br/>
-              <w:t>Threshold-test 20 min — morgen, før Pill in SE</w:t>
+              <w:t>- 30 MIN TEST — jævn max-indsats, flad rute 30m freeride</w:t>
+              <w:br/>
+              <w:t>- Forlængelse — let løb Z1-Z2 30m freeride</w:t>
+              <w:br/>
+              <w:t>- Cool-down 10m &gt;5:35/km Pace</w:t>
+              <w:br/>
+              <w:br/>
+              <w:t>Efter testen: threshold-pace = snit af sidste 20 min. Opdatér zoner i Intervals + config.</w:t>
+              <w:br/>
+              <w:t>Forlængelsen erstatter fredagens langløb — hold den strikt i Z1-Z2, skær kortere hvis pulsen driver eller benene føles tunge.</w:t>
+              <w:br/>
+              <w:br/>
+              <w:t>THRESHOLD-TEST + forlængelse — bliver ugens lange løb (erstatter fredag)</w:t>
             </w:r>
           </w:p>
         </w:tc>
@@ -4208,7 +4217,7 @@
               <w:rPr>
                 <w:sz w:val="20"/>
               </w:rPr>
-              <w:t>Løb Z2 90 min · 1t 30m</w:t>
+              <w:t>Svøm 1500m let teknisk · 45 min</w:t>
             </w:r>
           </w:p>
         </w:tc>
@@ -4222,17 +4231,18 @@
               <w:rPr>
                 <w:sz w:val="20"/>
               </w:rPr>
-              <w:t>- Varm-op 15m &gt;5:34/km Pace</w:t>
-              <w:br/>
-              <w:t>- Lang base 65m 4:56-5:33/km Pace</w:t>
-              <w:br/>
-              <w:t>- Cool-down 10m &gt;5:34/km Pace</w:t>
-              <w:br/>
-              <w:br/>
-              <w:t>Løb Z2 90 min — morgen, før Musik i Gentofte</w:t>
-              <w:br/>
-              <w:br/>
-              <w:t>Musik i Gentofte fre 31/7 – lør 1/8</w:t>
+              <w:t>- 400m varm-op Z1 8m freeride</w:t>
+              <w:br/>
+              <w:br/>
+              <w:t>5x</w:t>
+              <w:br/>
+              <w:t>- 100m teknik Z1-Z2 2m freeride</w:t>
+              <w:br/>
+              <w:br/>
+              <w:t>- 300m cool 6m freeride</w:t>
+              <w:br/>
+              <w:br/>
+              <w:t>Svøm 1500m — flyttet fra onsdag 29/7. Fredagens oprindelige langløb er fjernet, torsdag dækker det nu</w:t>
             </w:r>
           </w:p>
         </w:tc>
@@ -4262,7 +4272,7 @@
               <w:rPr>
                 <w:sz w:val="20"/>
               </w:rPr>
-              <w:t>Svøm 1500m let teknisk (valgfri) · 45 min</w:t>
+              <w:t>Hvile</w:t>
             </w:r>
           </w:p>
         </w:tc>
@@ -4276,18 +4286,7 @@
               <w:rPr>
                 <w:sz w:val="20"/>
               </w:rPr>
-              <w:t>- 400m varm-op Z1 8m freeride</w:t>
-              <w:br/>
-              <w:br/>
-              <w:t>5x</w:t>
-              <w:br/>
-              <w:t>- 100m teknik Z1-Z2 2m freeride</w:t>
-              <w:br/>
-              <w:br/>
-              <w:t>- 300m cool 6m freeride</w:t>
-              <w:br/>
-              <w:br/>
-              <w:t>Svøm 1500m valgfri — Musik i Gentofte</w:t>
+              <w:t>Valgfri svøm fjernet — ugens svøm er rykket til fredag 31/7</w:t>
             </w:r>
           </w:p>
         </w:tc>
@@ -4317,7 +4316,7 @@
               <w:rPr>
                 <w:sz w:val="20"/>
               </w:rPr>
-              <w:t>Hvile</w:t>
+              <w:t>Løb Z1 30 min let (valgfri) · 30 min</w:t>
             </w:r>
           </w:p>
         </w:tc>
@@ -4331,7 +4330,10 @@
               <w:rPr>
                 <w:sz w:val="20"/>
               </w:rPr>
-              <w:t>HVILEDAG — efter Musik i Gentofte</w:t>
+              <w:t>- Let løb 30m &gt;5:35/km Pace (valgfri — kun hvis kroppen er frisk)</w:t>
+              <w:br/>
+              <w:br/>
+              <w:t>Nyt valgfrit Z1-løb — erstatter en svøm 2000m der lå i plan.json uden nogensinde at være i Outlook</w:t>
             </w:r>
           </w:p>
         </w:tc>
@@ -4361,7 +4363,7 @@
           <w:color w:val="7A6A58"/>
           <w:sz w:val="22"/>
         </w:rPr>
-        <w:t>BUILD  ·  Gentofte → fly søn 9.  ·  CTL-mål 50  ·  420 TSS</w:t>
+        <w:t>BUILD  ·  Gentofte → fly søn 9.  ·  CTL-mål 61  ·  420 TSS</w:t>
       </w:r>
     </w:p>
     <w:p>
@@ -4533,17 +4535,17 @@
               <w:rPr>
                 <w:sz w:val="20"/>
               </w:rPr>
-              <w:t>- Varm-op 15m &gt;5:34/km Pace</w:t>
+              <w:t>- Varm-op 15m &gt;5:35/km Pace</w:t>
               <w:br/>
               <w:br/>
               <w:t>4x</w:t>
               <w:br/>
               <w:t>- Interval 5m 4:13-4:25/km Pace</w:t>
               <w:br/>
-              <w:t>- Pause 3m &gt;5:34/km Pace</w:t>
-              <w:br/>
-              <w:br/>
-              <w:t>- Cool-down 10m &gt;5:34/km Pace</w:t>
+              <w:t>- Pause 3m &gt;5:35/km Pace</w:t>
+              <w:br/>
+              <w:br/>
+              <w:t>- Cool-down 10m &gt;5:35/km Pace</w:t>
               <w:br/>
               <w:br/>
               <w:t>Løb VO2 4×5 Z4-Z5 — nye zoner efter retest</w:t>
@@ -4633,7 +4635,7 @@
               <w:rPr>
                 <w:sz w:val="20"/>
               </w:rPr>
-              <w:t>Cykel Z2 45 min · 45 min</w:t>
+              <w:t>OW-svøm Open water 45 min · 45 min</w:t>
               <w:br/>
               <w:t>Løb Z2 35 min · 35 min</w:t>
             </w:r>
@@ -4649,24 +4651,24 @@
               <w:rPr>
                 <w:sz w:val="20"/>
               </w:rPr>
-              <w:t>- Varm-op 10m ramp 45-68% FTP</w:t>
-              <w:br/>
-              <w:t>- Aerob base 30m 56-76% FTP</w:t>
-              <w:br/>
-              <w:t>- Cool-down 5m ramp 68-45% FTP</w:t>
-              <w:br/>
-              <w:br/>
-              <w:t>Let Z2-spin 45 min — flyttet til torsdag; fredag holdes løbefri før 29 km langtur lørdag (Friel: undgå fortløbende løbedage)</w:t>
-              <w:br/>
-              <w:br/>
-              <w:t>- Varm-op 10m &gt;5:34/km Pace</w:t>
-              <w:br/>
-              <w:t>- Base 20m 4:56-5:33/km Pace</w:t>
-              <w:br/>
-              <w:t>- Cool-down 5m &gt;5:34/km Pace</w:t>
-              <w:br/>
-              <w:br/>
-              <w:t>Let løb 35 min om eftermiddagen — svøm flyttet til fredag morgen</w:t>
+              <w:t>- Tilvænning + let svøm langs kant 10m freeride</w:t>
+              <w:br/>
+              <w:t>- Open water: kontinuerlig svøm, sigtning hver 8.-10. tag 25m freeride</w:t>
+              <w:br/>
+              <w:t>- Let ud-svøm + exit-rutine 10m freeride</w:t>
+              <w:br/>
+              <w:br/>
+              <w:t>OW-svøm 45 min — Christiansborg-prep starter</w:t>
+              <w:br/>
+              <w:br/>
+              <w:t>- Varm-op 10m &gt;5:35/km Pace</w:t>
+              <w:br/>
+              <w:t>- Base 20m 4:56-5:34/km Pace</w:t>
+              <w:br/>
+              <w:t>- Cool-down 5m &gt;5:35/km Pace</w:t>
+              <w:br/>
+              <w:br/>
+              <w:t>Let løb 35 min efter OW-svøm</w:t>
             </w:r>
           </w:p>
         </w:tc>
@@ -4696,7 +4698,7 @@
               <w:rPr>
                 <w:sz w:val="20"/>
               </w:rPr>
-              <w:t>OW-svøm 2500m SAMMENHÆNGENDE (Christiansborg-generalprøve) · 50 min</w:t>
+              <w:t>Cykel Z2 45 min · 45 min</w:t>
             </w:r>
           </w:p>
         </w:tc>
@@ -4710,15 +4712,14 @@
               <w:rPr>
                 <w:sz w:val="20"/>
               </w:rPr>
-              <w:t>- 200m indsvømning rolig 5m freeride</w:t>
-              <w:br/>
-              <w:t>- 2500m SAMMENHÆNGENDE — ingen pauser, racetempo-føling 45m freeride</w:t>
-              <w:br/>
-              <w:br/>
-              <w:t>Formål: distancen i ét stykke før Christiansborg 29/8. Ikke en test — jævnt tempo, orienter hver 6.-8. tag.</w:t>
-              <w:br/>
-              <w:br/>
-              <w:t>OW-svøm 2500m i ét stræk — generalprøve til Christiansborg 29/8 (flyttet til fredag morgen)</w:t>
+              <w:t>- Varm-op 10m ramp 45-68% FTP</w:t>
+              <w:br/>
+              <w:t>- Aerob base 30m 56-76% FTP</w:t>
+              <w:br/>
+              <w:t>- Cool-down 5m ramp 68-45% FTP</w:t>
+              <w:br/>
+              <w:br/>
+              <w:t>Let Z2-spin 45 min — byttet fra løb (Friel: undgå fortløbende løb før 29 km langtur)</w:t>
             </w:r>
           </w:p>
         </w:tc>
@@ -4762,11 +4763,11 @@
               <w:rPr>
                 <w:sz w:val="20"/>
               </w:rPr>
-              <w:t>- Varm-op 15m &gt;5:34/km Pace</w:t>
-              <w:br/>
-              <w:t>- Lang base 29 km 130m 4:56-5:33/km Pace</w:t>
-              <w:br/>
-              <w:t>- Cool-down 10m &gt;5:34/km Pace</w:t>
+              <w:t>- Varm-op 15m &gt;5:35/km Pace</w:t>
+              <w:br/>
+              <w:t>- Lang base 29 km 130m 4:56-5:34/km Pace</w:t>
+              <w:br/>
+              <w:t>- Cool-down 10m &gt;5:35/km Pace</w:t>
               <w:br/>
               <w:br/>
               <w:t>Lang løb 28-30 km — marathon-ladder</w:t>
@@ -4843,7 +4844,7 @@
           <w:color w:val="7A6A58"/>
           <w:sz w:val="22"/>
         </w:rPr>
-        <w:t>BUILD+  ·  Mallorca (hjem søn 16.)  ·  CTL-mål 53  ·  500 TSS</w:t>
+        <w:t>BUILD+  ·  Mallorca (hjem søn 16.)  ·  CTL-mål 67  ·  500 TSS</w:t>
       </w:r>
     </w:p>
     <w:p>
@@ -5002,11 +5003,11 @@
               <w:rPr>
                 <w:sz w:val="20"/>
               </w:rPr>
-              <w:t>- Varm-op 10m &gt;5:34/km Pace</w:t>
-              <w:br/>
-              <w:t>- Base 60m 4:56-5:33/km Pace</w:t>
-              <w:br/>
-              <w:t>- Cool-down 5m &gt;5:34/km Pace</w:t>
+              <w:t>- Varm-op 10m &gt;5:35/km Pace</w:t>
+              <w:br/>
+              <w:t>- Base 60m 4:56-5:34/km Pace</w:t>
+              <w:br/>
+              <w:t>- Cool-down 5m &gt;5:35/km Pace</w:t>
               <w:br/>
               <w:br/>
               <w:t>Løb Z2 75 min Mallorca</w:t>
@@ -5039,7 +5040,7 @@
               <w:rPr>
                 <w:sz w:val="20"/>
               </w:rPr>
-              <w:t>Sa Calobra TEST via Puig Major · 265 min</w:t>
+              <w:t>Cykel bjerg-intervaller Z4 Mallorca · 2t</w:t>
             </w:r>
           </w:p>
         </w:tc>
@@ -5053,27 +5054,20 @@
               <w:rPr>
                 <w:sz w:val="20"/>
               </w:rPr>
-              <w:t>- Varm-op Fornalutx til Sóller 20m ramp 45-65% FTP</w:t>
-              <w:br/>
-              <w:t>- Puig Major opstigning Z2 — spar benene 65m 65-75% FTP</w:t>
-              <w:br/>
-              <w:t>- Tunnel til Coll dels Reis 20m 55-70% FTP</w:t>
-              <w:br/>
-              <w:t>- Nedkørsel Sa Calobra — kontrolleret, ingen watt-mål 25m freeride</w:t>
-              <w:br/>
-              <w:t>- SA CALOBRA TEST — jævn max-indsats, 105% FTP 35m freeride</w:t>
-              <w:br/>
-              <w:t>- Cool-down på toppen 10m 44-56% FTP</w:t>
-              <w:br/>
-              <w:t>- Retur over Puig Major Z2 70m 60-72% FTP</w:t>
-              <w:br/>
-              <w:t>- Cool-down ned til Fornalutx 20m ramp 65-45% FTP</w:t>
-              <w:br/>
-              <w:br/>
-              <w:t>Testen: Sa Calobra 9,45 km / 627 hm. Kør jævnt — NP skal ligge tæt på snittet, ingen ryk på svingene. Vær nede ved havnen kl. 08:00, før turistbusserne. PR 35:18, sat på 275 W i 31 grader efter 85 km.</w:t>
-              <w:br/>
-              <w:br/>
-              <w:t>Sa Calobra formtest — tidlig afgang, jævn max-indsats</w:t>
+              <w:t>- Varm-op til bjerg 30m ramp 50-76% FTP</w:t>
+              <w:br/>
+              <w:br/>
+              <w:t>5x</w:t>
+              <w:br/>
+              <w:t>- Z4 opstigning 7m 91-100% FTP</w:t>
+              <w:br/>
+              <w:t>- Ned 4m 44-56% FTP</w:t>
+              <w:br/>
+              <w:br/>
+              <w:t>- Cool-down hjem 25m ramp 76-50% FTP</w:t>
+              <w:br/>
+              <w:br/>
+              <w:t>Cykel bjerg Z4 Mallorca — VO2 stimulus</w:t>
             </w:r>
           </w:p>
         </w:tc>
@@ -5117,11 +5111,11 @@
               <w:rPr>
                 <w:sz w:val="20"/>
               </w:rPr>
-              <w:t>- Varm-op 15m &gt;5:34/km Pace</w:t>
-              <w:br/>
-              <w:t>- Lang base 28 km 125m 4:56-5:33/km Pace</w:t>
-              <w:br/>
-              <w:t>- Cool-down 10m &gt;5:34/km Pace</w:t>
+              <w:t>- Varm-op 15m &gt;5:35/km Pace</w:t>
+              <w:br/>
+              <w:t>- Lang base 28 km 125m 4:56-5:34/km Pace</w:t>
+              <w:br/>
+              <w:t>- Cool-down 10m &gt;5:35/km Pace</w:t>
               <w:br/>
               <w:br/>
               <w:t>Lang løb 28 km Mallorca — marathon-ladder</w:t>
@@ -5243,7 +5237,7 @@
               <w:t>Cykel Z2 2.5t Mallorca (skåret fra 3.5t — marathon-prioritet)</w:t>
               <w:br/>
               <w:br/>
-              <w:t>- Let løb 30m &gt;5:34/km Pace</w:t>
+              <w:t>- Let løb 30m &gt;5:35/km Pace</w:t>
               <w:br/>
               <w:br/>
               <w:t>Let løb 30 min — 3. pas</w:t>
@@ -5320,7 +5314,7 @@
           <w:color w:val="7A6A58"/>
           <w:sz w:val="22"/>
         </w:rPr>
-        <w:t>BUILD  ·  Gentofte → Norge lør  ·  CTL-mål 51  ·  300 TSS</w:t>
+        <w:t>BUILD  ·  Gentofte → Norge lør  ·  CTL-mål 63  ·  300 TSS</w:t>
       </w:r>
     </w:p>
     <w:p>
@@ -5479,11 +5473,11 @@
               <w:rPr>
                 <w:sz w:val="20"/>
               </w:rPr>
-              <w:t>- Varm-op 15m &gt;5:34/km Pace</w:t>
-              <w:br/>
-              <w:t>- Lang base 32 km 145m 4:56-5:33/km Pace</w:t>
-              <w:br/>
-              <w:t>- Cool-down 10m &gt;5:34/km Pace</w:t>
+              <w:t>- Varm-op 15m &gt;5:35/km Pace</w:t>
+              <w:br/>
+              <w:t>- Lang base 32 km 145m 4:56-5:34/km Pace</w:t>
+              <w:br/>
+              <w:t>- Cool-down 10m &gt;5:35/km Pace</w:t>
               <w:br/>
               <w:br/>
               <w:t>Lang løb 32 km — SIDSTE langtur før Médoc</w:t>
@@ -5632,7 +5626,7 @@
               <w:rPr>
                 <w:sz w:val="20"/>
               </w:rPr>
-              <w:t>- Let løb 10m &gt;5:34/km Pace</w:t>
+              <w:t>- Let løb 10m &gt;5:35/km Pace</w:t>
               <w:br/>
               <w:br/>
               <w:t>4x</w:t>
@@ -5642,7 +5636,7 @@
               <w:t>- Jog 40 sek 1m freeride</w:t>
               <w:br/>
               <w:br/>
-              <w:t>- Cool-down 5m &gt;5:34/km Pace</w:t>
+              <w:t>- Cool-down 5m &gt;5:35/km Pace</w:t>
               <w:br/>
               <w:br/>
               <w:t>Shakeout løb + strides</w:t>
@@ -5733,11 +5727,11 @@
               <w:rPr>
                 <w:sz w:val="20"/>
               </w:rPr>
-              <w:t>- Varm-op 10m &gt;5:34/km Pace</w:t>
-              <w:br/>
-              <w:t>- Base 35m 4:56-5:33/km Pace</w:t>
-              <w:br/>
-              <w:t>- Cool-down 5m &gt;5:34/km Pace</w:t>
+              <w:t>- Varm-op 10m &gt;5:35/km Pace</w:t>
+              <w:br/>
+              <w:t>- Base 35m 4:56-5:34/km Pace</w:t>
+              <w:br/>
+              <w:t>- Cool-down 5m &gt;5:35/km Pace</w:t>
               <w:br/>
               <w:br/>
               <w:t>Løb Z2 50 min Norge (søn 23. aug)</w:t>
@@ -5770,7 +5764,7 @@
           <w:color w:val="7A6A58"/>
           <w:sz w:val="22"/>
         </w:rPr>
-        <w:t>TAPER  ·  Norge → hjem man. RACE lør  ·  CTL-mål 47  ·  180 TSS</w:t>
+        <w:t>TAPER  ·  Norge → hjem man. RACE lør  ·  CTL-mål 59  ·  180 TSS</w:t>
       </w:r>
     </w:p>
     <w:p>
@@ -5934,11 +5928,11 @@
               <w:t>OW-svøm 30 min — race-tilvænning</w:t>
               <w:br/>
               <w:br/>
-              <w:t>- Varm-op 10m &gt;5:34/km Pace</w:t>
-              <w:br/>
-              <w:t>- Base 35m 4:56-5:33/km Pace</w:t>
-              <w:br/>
-              <w:t>- Cool-down 5m &gt;5:34/km Pace</w:t>
+              <w:t>- Varm-op 10m &gt;5:35/km Pace</w:t>
+              <w:br/>
+              <w:t>- Base 35m 4:56-5:34/km Pace</w:t>
+              <w:br/>
+              <w:t>- Cool-down 5m &gt;5:35/km Pace</w:t>
               <w:br/>
               <w:br/>
               <w:t>Løb Z2 50 min efter OW-tilvænning</w:t>
@@ -5985,11 +5979,11 @@
               <w:rPr>
                 <w:sz w:val="20"/>
               </w:rPr>
-              <w:t>- Varm-op 10m &gt;5:34/km Pace</w:t>
-              <w:br/>
-              <w:t>- Base 19 km 85m 4:56-5:33/km Pace</w:t>
-              <w:br/>
-              <w:t>- Cool-down 5m &gt;5:34/km Pace</w:t>
+              <w:t>- Varm-op 10m &gt;5:35/km Pace</w:t>
+              <w:br/>
+              <w:t>- Base 19 km 85m 4:56-5:34/km Pace</w:t>
+              <w:br/>
+              <w:t>- Cool-down 5m &gt;5:35/km Pace</w:t>
               <w:br/>
               <w:br/>
               <w:t>Mellemlang 19 km — marathon-vedligehold, 10 dage til Médoc</w:t>
@@ -6179,7 +6173,7 @@
               <w:rPr>
                 <w:sz w:val="20"/>
               </w:rPr>
-              <w:t>- Let løb 40m &gt;5:34/km Pace</w:t>
+              <w:t>- Let løb 40m &gt;5:35/km Pace</w:t>
               <w:br/>
               <w:br/>
               <w:t>Let løb 40 min + recovery walk — dagen efter Christiansborg</w:t>
@@ -6212,7 +6206,7 @@
           <w:color w:val="7A6A58"/>
           <w:sz w:val="22"/>
         </w:rPr>
-        <w:t>RACE  ·  Gentofte → Bordeaux tor  ·  CTL-mål 43  ·  120 TSS</w:t>
+        <w:t>RACE  ·  Gentofte → Bordeaux tor  ·  CTL-mål 56  ·  120 TSS</w:t>
       </w:r>
     </w:p>
     <w:p>
@@ -6320,11 +6314,11 @@
               <w:rPr>
                 <w:sz w:val="20"/>
               </w:rPr>
-              <w:t>- Varm-op 10m &gt;5:34/km Pace</w:t>
-              <w:br/>
-              <w:t>- Base 35m 4:56-5:33/km Pace</w:t>
-              <w:br/>
-              <w:t>- Cool-down 5m &gt;5:34/km Pace</w:t>
+              <w:t>- Varm-op 10m &gt;5:35/km Pace</w:t>
+              <w:br/>
+              <w:t>- Base 35m 4:56-5:34/km Pace</w:t>
+              <w:br/>
+              <w:t>- Cool-down 5m &gt;5:35/km Pace</w:t>
               <w:br/>
               <w:br/>
               <w:t>Løb Z2 50 min</w:t>
@@ -6371,19 +6365,19 @@
               <w:rPr>
                 <w:sz w:val="20"/>
               </w:rPr>
-              <w:t>- Varm-op 10m &gt;5:34/km Pace</w:t>
-              <w:br/>
-              <w:t>- Base 13m 4:56-5:33/km Pace</w:t>
+              <w:t>- Varm-op 10m &gt;5:35/km Pace</w:t>
+              <w:br/>
+              <w:t>- Base 13m 4:56-5:34/km Pace</w:t>
               <w:br/>
               <w:br/>
               <w:t>6x</w:t>
               <w:br/>
-              <w:t>- Race-pace 1 min 1m 4:56-5:33/km Pace</w:t>
+              <w:t>- Race-pace 1 min 1m 4:56-5:34/km Pace</w:t>
               <w:br/>
               <w:t>- Jog 1 min 1m freeride</w:t>
               <w:br/>
               <w:br/>
-              <w:t>- Cool-down 5m &gt;5:34/km Pace</w:t>
+              <w:t>- Cool-down 5m &gt;5:35/km Pace</w:t>
               <w:br/>
               <w:br/>
               <w:t>Let løb + 6×1 min race-pace — vækker benene</w:t>
@@ -6477,7 +6471,7 @@
               <w:t>Fly → Bordeaux (tor 3. sep)</w:t>
               <w:br/>
               <w:br/>
-              <w:t>- Let løb 10m &gt;5:34/km Pace</w:t>
+              <w:t>- Let løb 10m &gt;5:35/km Pace</w:t>
               <w:br/>
               <w:br/>
               <w:t>4x</w:t>
@@ -6487,7 +6481,7 @@
               <w:t>- Jog 40 sek 1m freeride</w:t>
               <w:br/>
               <w:br/>
-              <w:t>- Cool-down 5m &gt;5:34/km Pace</w:t>
+              <w:t>- Cool-down 5m &gt;5:35/km Pace</w:t>
               <w:br/>
               <w:br/>
               <w:t>Shakeout efter fly → Bordeaux (tor 3. sep)</w:t>
@@ -6537,7 +6531,7 @@
               <w:t>Hotel Bordeaux — hvile (fre 4. sep)</w:t>
               <w:br/>
               <w:br/>
-              <w:t>- Let løb 15m &gt;5:34/km Pace</w:t>
+              <w:t>- Let løb 15m &gt;5:35/km Pace</w:t>
               <w:br/>
               <w:br/>
               <w:t>Kort jog 15 min — Hotel Bordeaux (fre 4. sep)</w:t>

--- a/data/Fast_as_Fifty_Masterplan_2026.docx
+++ b/data/Fast_as_Fifty_Masterplan_2026.docx
@@ -3572,7 +3572,7 @@
               <w:rPr>
                 <w:sz w:val="20"/>
               </w:rPr>
-              <w:t>Cykel Z2 120 min Mallorca · 2t</w:t>
+              <w:t>Svøm 2000m åbent vand (Christiansborg-tempo) · 40 min</w:t>
             </w:r>
           </w:p>
         </w:tc>
@@ -3586,14 +3586,10 @@
               <w:rPr>
                 <w:sz w:val="20"/>
               </w:rPr>
-              <w:t>- Varm-op 10m ramp 45-68% FTP</w:t>
-              <w:br/>
-              <w:t>- Aerob base 105m 56-76% FTP</w:t>
-              <w:br/>
-              <w:t>- Cool-down 5m ramp 68-45% FTP</w:t>
-              <w:br/>
-              <w:br/>
-              <w:t>Cykel Z2 2t — 37°-dagen. VENTIL: skær eller drop hvis HRV &lt;45 eller søvn &lt;6t.</w:t>
+              <w:t>Åbent vand, Sóller. Roligt Christiansborg-tempo + teknik/sigt.</w:t>
+              <w:br/>
+              <w:br/>
+              <w:t>Svøm 2000m åbent vand — Christiansborg-tempo</w:t>
             </w:r>
           </w:p>
         </w:tc>
@@ -3623,7 +3619,7 @@
               <w:rPr>
                 <w:sz w:val="20"/>
               </w:rPr>
-              <w:t>Lang løb Z2 90 min · 1t 30m</w:t>
+              <w:t>Løb 16 km Z1–Z2 til fyret · 85 min</w:t>
             </w:r>
           </w:p>
         </w:tc>
@@ -3637,14 +3633,14 @@
               <w:rPr>
                 <w:sz w:val="20"/>
               </w:rPr>
-              <w:t>- Varm-op 15m &gt;5:35/km Pace</w:t>
-              <w:br/>
-              <w:t>- Lang base 65m 4:56-5:34/km Pace</w:t>
-              <w:br/>
-              <w:t>- Cool-down 10m &gt;5:35/km Pace</w:t>
-              <w:br/>
-              <w:br/>
-              <w:t>Lang løb Z2 90 min — formiddag før aftenflyet hjem (ons 22.)</w:t>
+              <w:t>- Varm-op 10m &gt;5:35/km Pace</w:t>
+              <w:br/>
+              <w:t>- Base rolig beskyt lilletaaen 70m 4:56-5:34/km Pace</w:t>
+              <w:br/>
+              <w:t>- Cool-down 5m &gt;5:35/km Pace</w:t>
+              <w:br/>
+              <w:br/>
+              <w:t>Løb 16 km Z1–Z2 til fyret</w:t>
             </w:r>
           </w:p>
         </w:tc>
@@ -3750,7 +3746,7 @@
               <w:rPr>
                 <w:sz w:val="20"/>
               </w:rPr>
-              <w:t>Svøm 2500m · 65 min</w:t>
+              <w:t>Hvile</w:t>
             </w:r>
           </w:p>
         </w:tc>
@@ -3764,22 +3760,7 @@
               <w:rPr>
                 <w:sz w:val="20"/>
               </w:rPr>
-              <w:t>- 400m varm-op 10m freeride</w:t>
-              <w:br/>
-              <w:br/>
-              <w:t>5x</w:t>
-              <w:br/>
-              <w:t>- 200m Z3 4m freeride</w:t>
-              <w:br/>
-              <w:t>- 30s pause 1m freeride</w:t>
-              <w:br/>
-              <w:br/>
-              <w:t>- 400m teknik 8m freeride</w:t>
-              <w:br/>
-              <w:t>- 300m cool 5m freeride</w:t>
-              <w:br/>
-              <w:br/>
-              <w:t>Svøm 2500m</w:t>
+              <w:t>Hviledag</w:t>
             </w:r>
           </w:p>
         </w:tc>
@@ -3809,7 +3790,7 @@
               <w:rPr>
                 <w:sz w:val="20"/>
               </w:rPr>
-              <w:t>Lang løb Z2 26 km (140 min) · 140 min</w:t>
+              <w:t>Langløb 21 km Z2 · 118 min</w:t>
             </w:r>
           </w:p>
         </w:tc>
@@ -3825,12 +3806,12 @@
               </w:rPr>
               <w:t>- Varm-op 15m &gt;5:35/km Pace</w:t>
               <w:br/>
-              <w:t>- Lang base 26 km 115m 4:56-5:34/km Pace</w:t>
+              <w:t>- Lang base rolig 93m 4:56-5:34/km Pace</w:t>
               <w:br/>
               <w:t>- Cool-down 10m &gt;5:35/km Pace</w:t>
               <w:br/>
               <w:br/>
-              <w:t>Lang løb 26 km — marathon-ladder start</w:t>
+              <w:t>Langløb 21 km Z2 — marathon-ladder start</w:t>
             </w:r>
           </w:p>
         </w:tc>
@@ -3860,7 +3841,7 @@
               <w:rPr>
                 <w:sz w:val="20"/>
               </w:rPr>
-              <w:t>Cykel Z2 90 min · 1t 30m</w:t>
+              <w:t>Cykel Z2 60 min · 60 min</w:t>
             </w:r>
           </w:p>
         </w:tc>
@@ -3876,12 +3857,12 @@
               </w:rPr>
               <w:t>- Varm-op 10m ramp 45-68% FTP</w:t>
               <w:br/>
-              <w:t>- Aerob base 75m 56-76% FTP</w:t>
+              <w:t>- Aerob base 45m 56-76% FTP</w:t>
               <w:br/>
               <w:t>- Cool-down 5m ramp 68-45% FTP</w:t>
               <w:br/>
               <w:br/>
-              <w:t>Cykel Z2 90 min recovery-spin</w:t>
+              <w:t>Cykel Z2 60 min recovery-spin</w:t>
             </w:r>
           </w:p>
         </w:tc>
@@ -3911,7 +3892,7 @@
           <w:color w:val="7A6A58"/>
           <w:sz w:val="22"/>
         </w:rPr>
-        <w:t>RECOVERY  ·  Gentofte  ·  CTL-mål 56  ·  200 TSS</w:t>
+        <w:t>RECOVERY  ·  Gentofte  ·  CTL-mål 48  ·  270 TSS</w:t>
       </w:r>
     </w:p>
     <w:p>
@@ -4022,7 +4003,7 @@
               <w:t>- Let løb 30m &gt;5:35/km Pace</w:t>
               <w:br/>
               <w:br/>
-              <w:t>Let løb 30 min — frekvens, ikke belastning</w:t>
+              <w:t>Let løb Z1 30 min — ægte Z1, HRV lav</w:t>
             </w:r>
           </w:p>
         </w:tc>
@@ -4052,7 +4033,7 @@
               <w:rPr>
                 <w:sz w:val="20"/>
               </w:rPr>
-              <w:t>Svøm 1500m let teknisk · 45 min</w:t>
+              <w:t>FTP-TEST 20 min (opdatér zoner efter) · 65 min</w:t>
             </w:r>
           </w:p>
         </w:tc>
@@ -4066,18 +4047,21 @@
               <w:rPr>
                 <w:sz w:val="20"/>
               </w:rPr>
-              <w:t>- 400m varm-op Z1 8m freeride</w:t>
-              <w:br/>
-              <w:br/>
-              <w:t>5x</w:t>
-              <w:br/>
-              <w:t>- 100m teknik Z1-Z2 2m freeride</w:t>
-              <w:br/>
-              <w:br/>
-              <w:t>- 300m cool 6m freeride</w:t>
-              <w:br/>
-              <w:br/>
-              <w:t>Svøm let 1500m</w:t>
+              <w:t>- Varm-op progressiv 20m ramp 45-72% FTP</w:t>
+              <w:br/>
+              <w:t>- Åbner 5 min 5m 91-100% FTP</w:t>
+              <w:br/>
+              <w:t>- Let 5m 44-56% FTP</w:t>
+              <w:br/>
+              <w:t>- 20 MIN ALL-OUT TEST — jævn max-indsats 20m freeride</w:t>
+              <w:br/>
+              <w:t>- Cool-down 15m ramp 60-40% FTP</w:t>
+              <w:br/>
+              <w:br/>
+              <w:t>Efter testen: nyt FTP = 95% af 20-min snit-watt — watt ganges direkte, modsat løb hvor pace divideres med 0,95. Eks: 285W snit → 271W FTP. Opdatér i Intervals → Settings. Gentag test hver 3.-4. måned.</w:t>
+              <w:br/>
+              <w:br/>
+              <w:t>FTP-TEST 20 min — morgen (arbejdstung dag)</w:t>
             </w:r>
           </w:p>
         </w:tc>
@@ -4151,7 +4135,7 @@
               <w:rPr>
                 <w:sz w:val="20"/>
               </w:rPr>
-              <w:t>THRESHOLD-TEST løb 30 min + forlængelse (langt løb) · 91 min</w:t>
+              <w:t>THRESHOLD-TEST løb 20 min + forlængelse (langt løb) · 85 min</w:t>
             </w:r>
           </w:p>
         </w:tc>
@@ -4165,7 +4149,7 @@
               <w:rPr>
                 <w:sz w:val="20"/>
               </w:rPr>
-              <w:t>- Varm-op 15m &gt;5:35/km Pace</w:t>
+              <w:t>- Varm-op 15m &gt;5:34/km Pace</w:t>
               <w:br/>
               <w:br/>
               <w:t>3x</w:t>
@@ -4175,19 +4159,17 @@
               <w:t>- Jog 40 sek 1m freeride</w:t>
               <w:br/>
               <w:br/>
-              <w:t>- 30 MIN TEST — jævn max-indsats, flad rute 30m freeride</w:t>
+              <w:t>- 20 MIN TEST — jævn max-indsats, flad rute 20m freeride</w:t>
+              <w:br/>
+              <w:t>- Cool-down 10m &gt;5:34/km Pace</w:t>
+              <w:br/>
+              <w:br/>
+              <w:t>Efter testen: threshold-pace = 95% af testens gennemsnitsfart (snit-pace × 1,05). Eks: 4:05/km snit → 4:18/km threshold. Opdatér zoner i Intervals + config.</w:t>
               <w:br/>
               <w:t>- Forlængelse — let løb Z1-Z2 30m freeride</w:t>
               <w:br/>
-              <w:t>- Cool-down 10m &gt;5:35/km Pace</w:t>
-              <w:br/>
-              <w:br/>
-              <w:t>Efter testen: threshold-pace = snit af sidste 20 min. Opdatér zoner i Intervals + config.</w:t>
-              <w:br/>
-              <w:t>Forlængelsen erstatter fredagens langløb — hold den strikt i Z1-Z2, skær kortere hvis pulsen driver eller benene føles tunge.</w:t>
-              <w:br/>
-              <w:br/>
-              <w:t>THRESHOLD-TEST + forlængelse — bliver ugens lange løb (erstatter fredag)</w:t>
+              <w:br/>
+              <w:t>THRESHOLD-TEST (uændret 20 min) + forlængelse — bliver ugens lange løb (erstatter fredag)</w:t>
             </w:r>
           </w:p>
         </w:tc>
@@ -4333,7 +4315,7 @@
               <w:t>- Let løb 30m &gt;5:35/km Pace (valgfri — kun hvis kroppen er frisk)</w:t>
               <w:br/>
               <w:br/>
-              <w:t>Nyt valgfrit Z1-løb — erstatter en svøm 2000m der lå i plan.json uden nogensinde at være i Outlook</w:t>
+              <w:t>Nyt valgfrit Z1-løb tilføjet</w:t>
             </w:r>
           </w:p>
         </w:tc>
@@ -4363,7 +4345,7 @@
           <w:color w:val="7A6A58"/>
           <w:sz w:val="22"/>
         </w:rPr>
-        <w:t>BUILD  ·  Gentofte → fly søn 9.  ·  CTL-mål 61  ·  420 TSS</w:t>
+        <w:t>BUILD  ·  Gentofte → fly søn 9.  ·  CTL-mål 50  ·  420 TSS</w:t>
       </w:r>
     </w:p>
     <w:p>
@@ -4535,17 +4517,17 @@
               <w:rPr>
                 <w:sz w:val="20"/>
               </w:rPr>
-              <w:t>- Varm-op 15m &gt;5:35/km Pace</w:t>
+              <w:t>- Varm-op 15m &gt;5:34/km Pace</w:t>
               <w:br/>
               <w:br/>
               <w:t>4x</w:t>
               <w:br/>
               <w:t>- Interval 5m 4:13-4:25/km Pace</w:t>
               <w:br/>
-              <w:t>- Pause 3m &gt;5:35/km Pace</w:t>
-              <w:br/>
-              <w:br/>
-              <w:t>- Cool-down 10m &gt;5:35/km Pace</w:t>
+              <w:t>- Pause 3m &gt;5:34/km Pace</w:t>
+              <w:br/>
+              <w:br/>
+              <w:t>- Cool-down 10m &gt;5:34/km Pace</w:t>
               <w:br/>
               <w:br/>
               <w:t>Løb VO2 4×5 Z4-Z5 — nye zoner efter retest</w:t>
@@ -4635,7 +4617,7 @@
               <w:rPr>
                 <w:sz w:val="20"/>
               </w:rPr>
-              <w:t>OW-svøm Open water 45 min · 45 min</w:t>
+              <w:t>Cykel Z2 45 min · 45 min</w:t>
               <w:br/>
               <w:t>Løb Z2 35 min · 35 min</w:t>
             </w:r>
@@ -4651,24 +4633,24 @@
               <w:rPr>
                 <w:sz w:val="20"/>
               </w:rPr>
-              <w:t>- Tilvænning + let svøm langs kant 10m freeride</w:t>
-              <w:br/>
-              <w:t>- Open water: kontinuerlig svøm, sigtning hver 8.-10. tag 25m freeride</w:t>
-              <w:br/>
-              <w:t>- Let ud-svøm + exit-rutine 10m freeride</w:t>
-              <w:br/>
-              <w:br/>
-              <w:t>OW-svøm 45 min — Christiansborg-prep starter</w:t>
-              <w:br/>
-              <w:br/>
-              <w:t>- Varm-op 10m &gt;5:35/km Pace</w:t>
-              <w:br/>
-              <w:t>- Base 20m 4:56-5:34/km Pace</w:t>
-              <w:br/>
-              <w:t>- Cool-down 5m &gt;5:35/km Pace</w:t>
-              <w:br/>
-              <w:br/>
-              <w:t>Let løb 35 min efter OW-svøm</w:t>
+              <w:t>- Varm-op 10m ramp 45-68% FTP</w:t>
+              <w:br/>
+              <w:t>- Aerob base 30m 56-76% FTP</w:t>
+              <w:br/>
+              <w:t>- Cool-down 5m ramp 68-45% FTP</w:t>
+              <w:br/>
+              <w:br/>
+              <w:t>Let Z2-spin 45 min — flyttet til torsdag; fredag holdes løbefri før 29 km langtur lørdag (Friel: undgå fortløbende løbedage)</w:t>
+              <w:br/>
+              <w:br/>
+              <w:t>- Varm-op 10m &gt;5:34/km Pace</w:t>
+              <w:br/>
+              <w:t>- Base 20m 4:56-5:33/km Pace</w:t>
+              <w:br/>
+              <w:t>- Cool-down 5m &gt;5:34/km Pace</w:t>
+              <w:br/>
+              <w:br/>
+              <w:t>Let løb 35 min om eftermiddagen — svøm flyttet til fredag morgen</w:t>
             </w:r>
           </w:p>
         </w:tc>
@@ -4698,7 +4680,7 @@
               <w:rPr>
                 <w:sz w:val="20"/>
               </w:rPr>
-              <w:t>Cykel Z2 45 min · 45 min</w:t>
+              <w:t>OW-svøm 2500m SAMMENHÆNGENDE (Christiansborg-generalprøve) · 50 min</w:t>
             </w:r>
           </w:p>
         </w:tc>
@@ -4712,14 +4694,15 @@
               <w:rPr>
                 <w:sz w:val="20"/>
               </w:rPr>
-              <w:t>- Varm-op 10m ramp 45-68% FTP</w:t>
-              <w:br/>
-              <w:t>- Aerob base 30m 56-76% FTP</w:t>
-              <w:br/>
-              <w:t>- Cool-down 5m ramp 68-45% FTP</w:t>
-              <w:br/>
-              <w:br/>
-              <w:t>Let Z2-spin 45 min — byttet fra løb (Friel: undgå fortløbende løb før 29 km langtur)</w:t>
+              <w:t>- 200m indsvømning rolig 5m freeride</w:t>
+              <w:br/>
+              <w:t>- 2500m SAMMENHÆNGENDE — ingen pauser, racetempo-føling 45m freeride</w:t>
+              <w:br/>
+              <w:br/>
+              <w:t>Formål: distancen i ét stykke før Christiansborg 29/8. Ikke en test — jævnt tempo, orienter hver 6.-8. tag.</w:t>
+              <w:br/>
+              <w:br/>
+              <w:t>OW-svøm 2500m i ét stræk — generalprøve til Christiansborg 29/8 (flyttet til fredag morgen)</w:t>
             </w:r>
           </w:p>
         </w:tc>
@@ -4763,11 +4746,11 @@
               <w:rPr>
                 <w:sz w:val="20"/>
               </w:rPr>
-              <w:t>- Varm-op 15m &gt;5:35/km Pace</w:t>
-              <w:br/>
-              <w:t>- Lang base 29 km 130m 4:56-5:34/km Pace</w:t>
-              <w:br/>
-              <w:t>- Cool-down 10m &gt;5:35/km Pace</w:t>
+              <w:t>- Varm-op 15m &gt;5:34/km Pace</w:t>
+              <w:br/>
+              <w:t>- Lang base 29 km 130m 4:56-5:33/km Pace</w:t>
+              <w:br/>
+              <w:t>- Cool-down 10m &gt;5:34/km Pace</w:t>
               <w:br/>
               <w:br/>
               <w:t>Lang løb 28-30 km — marathon-ladder</w:t>
@@ -4844,7 +4827,7 @@
           <w:color w:val="7A6A58"/>
           <w:sz w:val="22"/>
         </w:rPr>
-        <w:t>BUILD+  ·  Mallorca (hjem søn 16.)  ·  CTL-mål 67  ·  500 TSS</w:t>
+        <w:t>BUILD+  ·  Mallorca (hjem søn 16.)  ·  CTL-mål 53  ·  500 TSS</w:t>
       </w:r>
     </w:p>
     <w:p>
@@ -5003,11 +4986,11 @@
               <w:rPr>
                 <w:sz w:val="20"/>
               </w:rPr>
-              <w:t>- Varm-op 10m &gt;5:35/km Pace</w:t>
-              <w:br/>
-              <w:t>- Base 60m 4:56-5:34/km Pace</w:t>
-              <w:br/>
-              <w:t>- Cool-down 5m &gt;5:35/km Pace</w:t>
+              <w:t>- Varm-op 10m &gt;5:34/km Pace</w:t>
+              <w:br/>
+              <w:t>- Base 60m 4:56-5:33/km Pace</w:t>
+              <w:br/>
+              <w:t>- Cool-down 5m &gt;5:34/km Pace</w:t>
               <w:br/>
               <w:br/>
               <w:t>Løb Z2 75 min Mallorca</w:t>
@@ -5040,7 +5023,7 @@
               <w:rPr>
                 <w:sz w:val="20"/>
               </w:rPr>
-              <w:t>Cykel bjerg-intervaller Z4 Mallorca · 2t</w:t>
+              <w:t>Sa Calobra TEST via Puig Major · 265 min</w:t>
             </w:r>
           </w:p>
         </w:tc>
@@ -5054,20 +5037,27 @@
               <w:rPr>
                 <w:sz w:val="20"/>
               </w:rPr>
-              <w:t>- Varm-op til bjerg 30m ramp 50-76% FTP</w:t>
-              <w:br/>
-              <w:br/>
-              <w:t>5x</w:t>
-              <w:br/>
-              <w:t>- Z4 opstigning 7m 91-100% FTP</w:t>
-              <w:br/>
-              <w:t>- Ned 4m 44-56% FTP</w:t>
-              <w:br/>
-              <w:br/>
-              <w:t>- Cool-down hjem 25m ramp 76-50% FTP</w:t>
-              <w:br/>
-              <w:br/>
-              <w:t>Cykel bjerg Z4 Mallorca — VO2 stimulus</w:t>
+              <w:t>- Varm-op Fornalutx til Sóller 20m ramp 45-65% FTP</w:t>
+              <w:br/>
+              <w:t>- Puig Major opstigning Z2 — spar benene 65m 65-75% FTP</w:t>
+              <w:br/>
+              <w:t>- Tunnel til Coll dels Reis 20m 55-70% FTP</w:t>
+              <w:br/>
+              <w:t>- Nedkørsel Sa Calobra — kontrolleret, ingen watt-mål 25m freeride</w:t>
+              <w:br/>
+              <w:t>- SA CALOBRA TEST — jævn max-indsats, 105% FTP 35m freeride</w:t>
+              <w:br/>
+              <w:t>- Cool-down på toppen 10m 44-56% FTP</w:t>
+              <w:br/>
+              <w:t>- Retur over Puig Major Z2 70m 60-72% FTP</w:t>
+              <w:br/>
+              <w:t>- Cool-down ned til Fornalutx 20m ramp 65-45% FTP</w:t>
+              <w:br/>
+              <w:br/>
+              <w:t>Testen: Sa Calobra 9,45 km / 627 hm. Kør jævnt — NP skal ligge tæt på snittet, ingen ryk på svingene. Vær nede ved havnen kl. 08:00, før turistbusserne. PR 35:18, sat på 275 W i 31 grader efter 85 km.</w:t>
+              <w:br/>
+              <w:br/>
+              <w:t>Sa Calobra formtest — tidlig afgang, jævn max-indsats</w:t>
             </w:r>
           </w:p>
         </w:tc>
@@ -5111,11 +5101,11 @@
               <w:rPr>
                 <w:sz w:val="20"/>
               </w:rPr>
-              <w:t>- Varm-op 15m &gt;5:35/km Pace</w:t>
-              <w:br/>
-              <w:t>- Lang base 28 km 125m 4:56-5:34/km Pace</w:t>
-              <w:br/>
-              <w:t>- Cool-down 10m &gt;5:35/km Pace</w:t>
+              <w:t>- Varm-op 15m &gt;5:34/km Pace</w:t>
+              <w:br/>
+              <w:t>- Lang base 28 km 125m 4:56-5:33/km Pace</w:t>
+              <w:br/>
+              <w:t>- Cool-down 10m &gt;5:34/km Pace</w:t>
               <w:br/>
               <w:br/>
               <w:t>Lang løb 28 km Mallorca — marathon-ladder</w:t>
@@ -5237,7 +5227,7 @@
               <w:t>Cykel Z2 2.5t Mallorca (skåret fra 3.5t — marathon-prioritet)</w:t>
               <w:br/>
               <w:br/>
-              <w:t>- Let løb 30m &gt;5:35/km Pace</w:t>
+              <w:t>- Let løb 30m &gt;5:34/km Pace</w:t>
               <w:br/>
               <w:br/>
               <w:t>Let løb 30 min — 3. pas</w:t>
@@ -5314,7 +5304,7 @@
           <w:color w:val="7A6A58"/>
           <w:sz w:val="22"/>
         </w:rPr>
-        <w:t>BUILD  ·  Gentofte → Norge lør  ·  CTL-mål 63  ·  300 TSS</w:t>
+        <w:t>BUILD  ·  Gentofte → Norge lør  ·  CTL-mål 51  ·  300 TSS</w:t>
       </w:r>
     </w:p>
     <w:p>
@@ -5473,11 +5463,11 @@
               <w:rPr>
                 <w:sz w:val="20"/>
               </w:rPr>
-              <w:t>- Varm-op 15m &gt;5:35/km Pace</w:t>
-              <w:br/>
-              <w:t>- Lang base 32 km 145m 4:56-5:34/km Pace</w:t>
-              <w:br/>
-              <w:t>- Cool-down 10m &gt;5:35/km Pace</w:t>
+              <w:t>- Varm-op 15m &gt;5:34/km Pace</w:t>
+              <w:br/>
+              <w:t>- Lang base 32 km 145m 4:56-5:33/km Pace</w:t>
+              <w:br/>
+              <w:t>- Cool-down 10m &gt;5:34/km Pace</w:t>
               <w:br/>
               <w:br/>
               <w:t>Lang løb 32 km — SIDSTE langtur før Médoc</w:t>
@@ -5626,7 +5616,7 @@
               <w:rPr>
                 <w:sz w:val="20"/>
               </w:rPr>
-              <w:t>- Let løb 10m &gt;5:35/km Pace</w:t>
+              <w:t>- Let løb 10m &gt;5:34/km Pace</w:t>
               <w:br/>
               <w:br/>
               <w:t>4x</w:t>
@@ -5636,7 +5626,7 @@
               <w:t>- Jog 40 sek 1m freeride</w:t>
               <w:br/>
               <w:br/>
-              <w:t>- Cool-down 5m &gt;5:35/km Pace</w:t>
+              <w:t>- Cool-down 5m &gt;5:34/km Pace</w:t>
               <w:br/>
               <w:br/>
               <w:t>Shakeout løb + strides</w:t>
@@ -5727,11 +5717,11 @@
               <w:rPr>
                 <w:sz w:val="20"/>
               </w:rPr>
-              <w:t>- Varm-op 10m &gt;5:35/km Pace</w:t>
-              <w:br/>
-              <w:t>- Base 35m 4:56-5:34/km Pace</w:t>
-              <w:br/>
-              <w:t>- Cool-down 5m &gt;5:35/km Pace</w:t>
+              <w:t>- Varm-op 10m &gt;5:34/km Pace</w:t>
+              <w:br/>
+              <w:t>- Base 35m 4:56-5:33/km Pace</w:t>
+              <w:br/>
+              <w:t>- Cool-down 5m &gt;5:34/km Pace</w:t>
               <w:br/>
               <w:br/>
               <w:t>Løb Z2 50 min Norge (søn 23. aug)</w:t>
@@ -5764,7 +5754,7 @@
           <w:color w:val="7A6A58"/>
           <w:sz w:val="22"/>
         </w:rPr>
-        <w:t>TAPER  ·  Norge → hjem man. RACE lør  ·  CTL-mål 59  ·  180 TSS</w:t>
+        <w:t>TAPER  ·  Norge → hjem man. RACE lør  ·  CTL-mål 47  ·  180 TSS</w:t>
       </w:r>
     </w:p>
     <w:p>
@@ -5928,11 +5918,11 @@
               <w:t>OW-svøm 30 min — race-tilvænning</w:t>
               <w:br/>
               <w:br/>
-              <w:t>- Varm-op 10m &gt;5:35/km Pace</w:t>
-              <w:br/>
-              <w:t>- Base 35m 4:56-5:34/km Pace</w:t>
-              <w:br/>
-              <w:t>- Cool-down 5m &gt;5:35/km Pace</w:t>
+              <w:t>- Varm-op 10m &gt;5:34/km Pace</w:t>
+              <w:br/>
+              <w:t>- Base 35m 4:56-5:33/km Pace</w:t>
+              <w:br/>
+              <w:t>- Cool-down 5m &gt;5:34/km Pace</w:t>
               <w:br/>
               <w:br/>
               <w:t>Løb Z2 50 min efter OW-tilvænning</w:t>
@@ -5979,11 +5969,11 @@
               <w:rPr>
                 <w:sz w:val="20"/>
               </w:rPr>
-              <w:t>- Varm-op 10m &gt;5:35/km Pace</w:t>
-              <w:br/>
-              <w:t>- Base 19 km 85m 4:56-5:34/km Pace</w:t>
-              <w:br/>
-              <w:t>- Cool-down 5m &gt;5:35/km Pace</w:t>
+              <w:t>- Varm-op 10m &gt;5:34/km Pace</w:t>
+              <w:br/>
+              <w:t>- Base 19 km 85m 4:56-5:33/km Pace</w:t>
+              <w:br/>
+              <w:t>- Cool-down 5m &gt;5:34/km Pace</w:t>
               <w:br/>
               <w:br/>
               <w:t>Mellemlang 19 km — marathon-vedligehold, 10 dage til Médoc</w:t>
@@ -6173,7 +6163,7 @@
               <w:rPr>
                 <w:sz w:val="20"/>
               </w:rPr>
-              <w:t>- Let løb 40m &gt;5:35/km Pace</w:t>
+              <w:t>- Let løb 40m &gt;5:34/km Pace</w:t>
               <w:br/>
               <w:br/>
               <w:t>Let løb 40 min + recovery walk — dagen efter Christiansborg</w:t>
@@ -6206,7 +6196,7 @@
           <w:color w:val="7A6A58"/>
           <w:sz w:val="22"/>
         </w:rPr>
-        <w:t>RACE  ·  Gentofte → Bordeaux tor  ·  CTL-mål 56  ·  120 TSS</w:t>
+        <w:t>RACE  ·  Gentofte → Bordeaux tor  ·  CTL-mål 43  ·  120 TSS</w:t>
       </w:r>
     </w:p>
     <w:p>
@@ -6314,11 +6304,11 @@
               <w:rPr>
                 <w:sz w:val="20"/>
               </w:rPr>
-              <w:t>- Varm-op 10m &gt;5:35/km Pace</w:t>
-              <w:br/>
-              <w:t>- Base 35m 4:56-5:34/km Pace</w:t>
-              <w:br/>
-              <w:t>- Cool-down 5m &gt;5:35/km Pace</w:t>
+              <w:t>- Varm-op 10m &gt;5:34/km Pace</w:t>
+              <w:br/>
+              <w:t>- Base 35m 4:56-5:33/km Pace</w:t>
+              <w:br/>
+              <w:t>- Cool-down 5m &gt;5:34/km Pace</w:t>
               <w:br/>
               <w:br/>
               <w:t>Løb Z2 50 min</w:t>
@@ -6365,19 +6355,19 @@
               <w:rPr>
                 <w:sz w:val="20"/>
               </w:rPr>
-              <w:t>- Varm-op 10m &gt;5:35/km Pace</w:t>
-              <w:br/>
-              <w:t>- Base 13m 4:56-5:34/km Pace</w:t>
+              <w:t>- Varm-op 10m &gt;5:34/km Pace</w:t>
+              <w:br/>
+              <w:t>- Base 13m 4:56-5:33/km Pace</w:t>
               <w:br/>
               <w:br/>
               <w:t>6x</w:t>
               <w:br/>
-              <w:t>- Race-pace 1 min 1m 4:56-5:34/km Pace</w:t>
+              <w:t>- Race-pace 1 min 1m 4:56-5:33/km Pace</w:t>
               <w:br/>
               <w:t>- Jog 1 min 1m freeride</w:t>
               <w:br/>
               <w:br/>
-              <w:t>- Cool-down 5m &gt;5:35/km Pace</w:t>
+              <w:t>- Cool-down 5m &gt;5:34/km Pace</w:t>
               <w:br/>
               <w:br/>
               <w:t>Let løb + 6×1 min race-pace — vækker benene</w:t>
@@ -6471,7 +6461,7 @@
               <w:t>Fly → Bordeaux (tor 3. sep)</w:t>
               <w:br/>
               <w:br/>
-              <w:t>- Let løb 10m &gt;5:35/km Pace</w:t>
+              <w:t>- Let løb 10m &gt;5:34/km Pace</w:t>
               <w:br/>
               <w:br/>
               <w:t>4x</w:t>
@@ -6481,7 +6471,7 @@
               <w:t>- Jog 40 sek 1m freeride</w:t>
               <w:br/>
               <w:br/>
-              <w:t>- Cool-down 5m &gt;5:35/km Pace</w:t>
+              <w:t>- Cool-down 5m &gt;5:34/km Pace</w:t>
               <w:br/>
               <w:br/>
               <w:t>Shakeout efter fly → Bordeaux (tor 3. sep)</w:t>
@@ -6531,7 +6521,7 @@
               <w:t>Hotel Bordeaux — hvile (fre 4. sep)</w:t>
               <w:br/>
               <w:br/>
-              <w:t>- Let løb 15m &gt;5:35/km Pace</w:t>
+              <w:t>- Let løb 15m &gt;5:34/km Pace</w:t>
               <w:br/>
               <w:br/>
               <w:t>Kort jog 15 min — Hotel Bordeaux (fre 4. sep)</w:t>

--- a/data/Fast_as_Fifty_Masterplan_2026.docx
+++ b/data/Fast_as_Fifty_Masterplan_2026.docx
@@ -4135,7 +4135,7 @@
               <w:rPr>
                 <w:sz w:val="20"/>
               </w:rPr>
-              <w:t>THRESHOLD-TEST løb 20 min + forlængelse (langt løb) · 85 min</w:t>
+              <w:t>THRESHOLD-TEST løb 20 min + forlængelse (langt løb) · 78 min</w:t>
             </w:r>
           </w:p>
         </w:tc>
@@ -4154,19 +4154,19 @@
               <w:br/>
               <w:t>3x</w:t>
               <w:br/>
-              <w:t>- Stride 20 sek 1m freeride</w:t>
-              <w:br/>
-              <w:t>- Jog 40 sek 1m freeride</w:t>
-              <w:br/>
-              <w:br/>
-              <w:t>- 20 MIN TEST — jævn max-indsats, flad rute 20m freeride</w:t>
+              <w:t>- Stride 20s 3:53-4:12/km Pace</w:t>
+              <w:br/>
+              <w:t>- Jog 40s &gt;5:34/km Pace</w:t>
+              <w:br/>
+              <w:br/>
+              <w:t>- 20 MIN TEST: jævn max-indsats, flad rute 20m freeride</w:t>
+              <w:br/>
+              <w:t>- Forlængelse: let løb 30m 4:56-5:34/km Pace</w:t>
               <w:br/>
               <w:t>- Cool-down 10m &gt;5:34/km Pace</w:t>
               <w:br/>
               <w:br/>
-              <w:t>Efter testen: threshold-pace = 95% af testens gennemsnitsfart (snit-pace × 1,05). Eks: 4:05/km snit → 4:18/km threshold. Opdatér zoner i Intervals + config.</w:t>
-              <w:br/>
-              <w:t>- Forlængelse — let løb Z1-Z2 30m freeride</w:t>
+              <w:t>Efter testen: threshold-pace = testens snit-pace ÷ 0,95 (dvs. langsommere pace). Eks: 4:05/km snit → 4:18/km threshold. Opdatér zoner i plan.json + Intervals.</w:t>
               <w:br/>
               <w:br/>
               <w:t>THRESHOLD-TEST (uændret 20 min) + forlængelse — bliver ugens lange løb (erstatter fredag)</w:t>
@@ -4312,7 +4312,7 @@
               <w:rPr>
                 <w:sz w:val="20"/>
               </w:rPr>
-              <w:t>- Let løb 30m &gt;5:35/km Pace (valgfri — kun hvis kroppen er frisk)</w:t>
+              <w:t>- Let løb 30m &gt;5:35/km Pace (valgfri, kun hvis kroppen er frisk)</w:t>
               <w:br/>
               <w:br/>
               <w:t>Nyt valgfrit Z1-løb tilføjet</w:t>
@@ -5039,13 +5039,13 @@
               </w:rPr>
               <w:t>- Varm-op Fornalutx til Sóller 20m ramp 45-65% FTP</w:t>
               <w:br/>
-              <w:t>- Puig Major opstigning Z2 — spar benene 65m 65-75% FTP</w:t>
+              <w:t>- Puig Major opstigning Z2, spar benene 65m 65-75% FTP</w:t>
               <w:br/>
               <w:t>- Tunnel til Coll dels Reis 20m 55-70% FTP</w:t>
               <w:br/>
-              <w:t>- Nedkørsel Sa Calobra — kontrolleret, ingen watt-mål 25m freeride</w:t>
-              <w:br/>
-              <w:t>- SA CALOBRA TEST — jævn max-indsats, 105% FTP 35m freeride</w:t>
+              <w:t>- Nedkørsel Sa Calobra, kontrolleret, ingen watt-mål 25m freeride</w:t>
+              <w:br/>
+              <w:t>- SA CALOBRA TEST: jævn max-indsats 35m 103-105% FTP</w:t>
               <w:br/>
               <w:t>- Cool-down på toppen 10m 44-56% FTP</w:t>
               <w:br/>
@@ -5054,7 +5054,7 @@
               <w:t>- Cool-down ned til Fornalutx 20m ramp 65-45% FTP</w:t>
               <w:br/>
               <w:br/>
-              <w:t>Testen: Sa Calobra 9,45 km / 627 hm. Kør jævnt — NP skal ligge tæt på snittet, ingen ryk på svingene. Vær nede ved havnen kl. 08:00, før turistbusserne. PR 35:18, sat på 275 W i 31 grader efter 85 km.</w:t>
+              <w:t>Testen: Sa Calobra 9,45 km / 627 hm. Kør jævnt, NP skal ligge tæt på snittet, ingen ryk på svingene. Vær nede ved havnen kl. 08:00, før turistbusserne. PR 35:18, sat på 275 W i 31 grader efter 85 km.</w:t>
               <w:br/>
               <w:br/>
               <w:t>Sa Calobra formtest — tidlig afgang, jævn max-indsats</w:t>
@@ -5602,7 +5602,7 @@
               <w:rPr>
                 <w:sz w:val="20"/>
               </w:rPr>
-              <w:t>Shakeout løb + strides · 20 min</w:t>
+              <w:t>Shakeout løb + strides · 19 min</w:t>
             </w:r>
           </w:p>
         </w:tc>
@@ -5621,9 +5621,9 @@
               <w:br/>
               <w:t>4x</w:t>
               <w:br/>
-              <w:t>- Stride 20 sek 1m freeride</w:t>
-              <w:br/>
-              <w:t>- Jog 40 sek 1m freeride</w:t>
+              <w:t>- Stride 20s 3:53-4:12/km Pace</w:t>
+              <w:br/>
+              <w:t>- Jog 40s &gt;5:34/km Pace</w:t>
               <w:br/>
               <w:br/>
               <w:t>- Cool-down 5m &gt;5:34/km Pace</w:t>
@@ -6364,7 +6364,7 @@
               <w:br/>
               <w:t>- Race-pace 1 min 1m 4:56-5:33/km Pace</w:t>
               <w:br/>
-              <w:t>- Jog 1 min 1m freeride</w:t>
+              <w:t>- Jog 1m &gt;5:34/km Pace</w:t>
               <w:br/>
               <w:br/>
               <w:t>- Cool-down 5m &gt;5:34/km Pace</w:t>
@@ -6444,7 +6444,7 @@
               <w:rPr>
                 <w:sz w:val="20"/>
               </w:rPr>
-              <w:t>Shakeout løb + strides · 20 min</w:t>
+              <w:t>Shakeout løb + strides · 19 min</w:t>
             </w:r>
           </w:p>
         </w:tc>
@@ -6466,9 +6466,9 @@
               <w:br/>
               <w:t>4x</w:t>
               <w:br/>
-              <w:t>- Stride 20 sek 1m freeride</w:t>
-              <w:br/>
-              <w:t>- Jog 40 sek 1m freeride</w:t>
+              <w:t>- Stride 20s 3:53-4:12/km Pace</w:t>
+              <w:br/>
+              <w:t>- Jog 40s &gt;5:34/km Pace</w:t>
               <w:br/>
               <w:br/>
               <w:t>- Cool-down 5m &gt;5:34/km Pace</w:t>

--- a/data/Fast_as_Fifty_Masterplan_2026.docx
+++ b/data/Fast_as_Fifty_Masterplan_2026.docx
@@ -76,7 +76,7 @@
           <w:color w:val="7A6A58"/>
           <w:sz w:val="20"/>
         </w:rPr>
-        <w:t>Genereret 2026-07-29 fra plan.json</w:t>
+        <w:t>Genereret 2026-07-30 fra plan.json</w:t>
       </w:r>
     </w:p>
     <w:p>

--- a/data/Fast_as_Fifty_Masterplan_2026.docx
+++ b/data/Fast_as_Fifty_Masterplan_2026.docx
@@ -76,7 +76,7 @@
           <w:color w:val="7A6A58"/>
           <w:sz w:val="20"/>
         </w:rPr>
-        <w:t>Genereret 2026-07-30 fra plan.json</w:t>
+        <w:t>Genereret 2026-08-02 fra plan.json</w:t>
       </w:r>
     </w:p>
     <w:p>
@@ -4298,7 +4298,7 @@
               <w:rPr>
                 <w:sz w:val="20"/>
               </w:rPr>
-              <w:t>Løb Z1 30 min let (valgfri) · 30 min</w:t>
+              <w:t>Hvile</w:t>
             </w:r>
           </w:p>
         </w:tc>
@@ -4312,10 +4312,7 @@
               <w:rPr>
                 <w:sz w:val="20"/>
               </w:rPr>
-              <w:t>- Let løb 30m &gt;5:35/km Pace (valgfri, kun hvis kroppen er frisk)</w:t>
-              <w:br/>
-              <w:br/>
-              <w:t>Nyt valgfrit Z1-løb tilføjet</w:t>
+              <w:t>Valgfrit Z1-løb droppet — gåtur i stedet (HRV lav, søvn 4,3t)</w:t>
             </w:r>
           </w:p>
         </w:tc>
@@ -4439,7 +4436,7 @@
               <w:rPr>
                 <w:sz w:val="20"/>
               </w:rPr>
-              <w:t>Styrke A Functional Strength 3 sæt · 60 min</w:t>
+              <w:t>Styrke A Functional Strength 2 sæt · 45 min</w:t>
             </w:r>
           </w:p>
         </w:tc>
@@ -4453,7 +4450,7 @@
               <w:rPr>
                 <w:sz w:val="20"/>
               </w:rPr>
-              <w:t>3x</w:t>
+              <w:t>2x</w:t>
               <w:br/>
               <w:t>- Thruster 12.5kg ×10 1m freeride</w:t>
               <w:br/>
@@ -4473,7 +4470,7 @@
               <w:t>- Walk Z1 30m freeride</w:t>
               <w:br/>
               <w:br/>
-              <w:t>Styrke A Functional Strength 3 sæt</w:t>
+              <w:t>Styrke A 2 sæt — reduceret (HRV lav) + gang 30 min</w:t>
             </w:r>
           </w:p>
         </w:tc>
@@ -4503,7 +4500,7 @@
               <w:rPr>
                 <w:sz w:val="20"/>
               </w:rPr>
-              <w:t>Løb VO2 4×5 min Z4-Z5 · 70 min</w:t>
+              <w:t>Løb Z1 30 min let · 30 min</w:t>
             </w:r>
           </w:p>
         </w:tc>
@@ -4517,20 +4514,10 @@
               <w:rPr>
                 <w:sz w:val="20"/>
               </w:rPr>
-              <w:t>- Varm-op 15m &gt;5:34/km Pace</w:t>
-              <w:br/>
-              <w:br/>
-              <w:t>4x</w:t>
-              <w:br/>
-              <w:t>- Interval 5m 4:13-4:25/km Pace</w:t>
-              <w:br/>
-              <w:t>- Pause 3m &gt;5:34/km Pace</w:t>
-              <w:br/>
-              <w:br/>
-              <w:t>- Cool-down 10m &gt;5:34/km Pace</w:t>
-              <w:br/>
-              <w:br/>
-              <w:t>Løb VO2 4×5 Z4-Z5 — nye zoner efter retest</w:t>
+              <w:t>- Let løb 30m &gt;5:39/km Pace</w:t>
+              <w:br/>
+              <w:br/>
+              <w:t>Ekstra let Z1-løb 30 min — VO2 flyttet til torsdag (HRV-restitution)</w:t>
             </w:r>
           </w:p>
         </w:tc>
@@ -4617,9 +4604,7 @@
               <w:rPr>
                 <w:sz w:val="20"/>
               </w:rPr>
-              <w:t>Cykel Z2 45 min · 45 min</w:t>
-              <w:br/>
-              <w:t>Løb Z2 35 min · 35 min</w:t>
+              <w:t>Løb VO2 4×5 min Z4-Z5 · 70 min</w:t>
             </w:r>
           </w:p>
         </w:tc>
@@ -4633,24 +4618,20 @@
               <w:rPr>
                 <w:sz w:val="20"/>
               </w:rPr>
-              <w:t>- Varm-op 10m ramp 45-68% FTP</w:t>
-              <w:br/>
-              <w:t>- Aerob base 30m 56-76% FTP</w:t>
-              <w:br/>
-              <w:t>- Cool-down 5m ramp 68-45% FTP</w:t>
-              <w:br/>
-              <w:br/>
-              <w:t>Let Z2-spin 45 min — flyttet til torsdag; fredag holdes løbefri før 29 km langtur lørdag (Friel: undgå fortløbende løbedage)</w:t>
-              <w:br/>
-              <w:br/>
-              <w:t>- Varm-op 10m &gt;5:34/km Pace</w:t>
-              <w:br/>
-              <w:t>- Base 20m 4:56-5:33/km Pace</w:t>
-              <w:br/>
-              <w:t>- Cool-down 5m &gt;5:34/km Pace</w:t>
-              <w:br/>
-              <w:br/>
-              <w:t>Let løb 35 min om eftermiddagen — svøm flyttet til fredag morgen</w:t>
+              <w:t>- Varm-op 15m &gt;5:39/km Pace</w:t>
+              <w:br/>
+              <w:br/>
+              <w:t>4x</w:t>
+              <w:br/>
+              <w:t>- Interval 5m 4:17-4:29/km Pace</w:t>
+              <w:br/>
+              <w:t>- Pause 3m &gt;5:39/km Pace</w:t>
+              <w:br/>
+              <w:br/>
+              <w:t>- Cool-down 10m &gt;5:39/km Pace</w:t>
+              <w:br/>
+              <w:br/>
+              <w:t>Løb VO2 4×5 Z4-Z5 — flyttet fra tirsdag. Cykel Z2 udgår (dækket tirsdag/Mallorca)</w:t>
             </w:r>
           </w:p>
         </w:tc>
@@ -4746,11 +4727,11 @@
               <w:rPr>
                 <w:sz w:val="20"/>
               </w:rPr>
-              <w:t>- Varm-op 15m &gt;5:34/km Pace</w:t>
-              <w:br/>
-              <w:t>- Lang base 29 km 130m 4:56-5:33/km Pace</w:t>
-              <w:br/>
-              <w:t>- Cool-down 10m &gt;5:34/km Pace</w:t>
+              <w:t>- Varm-op 15m &gt;5:39/km Pace</w:t>
+              <w:br/>
+              <w:t>- Lang base 29 km 130m 5:00-5:38/km Pace</w:t>
+              <w:br/>
+              <w:t>- Cool-down 10m &gt;5:39/km Pace</w:t>
               <w:br/>
               <w:br/>
               <w:t>Lang løb 28-30 km — marathon-ladder</w:t>
@@ -4986,11 +4967,11 @@
               <w:rPr>
                 <w:sz w:val="20"/>
               </w:rPr>
-              <w:t>- Varm-op 10m &gt;5:34/km Pace</w:t>
-              <w:br/>
-              <w:t>- Base 60m 4:56-5:33/km Pace</w:t>
-              <w:br/>
-              <w:t>- Cool-down 5m &gt;5:34/km Pace</w:t>
+              <w:t>- Varm-op 10m &gt;5:39/km Pace</w:t>
+              <w:br/>
+              <w:t>- Base 60m 5:00-5:38/km Pace</w:t>
+              <w:br/>
+              <w:t>- Cool-down 5m &gt;5:39/km Pace</w:t>
               <w:br/>
               <w:br/>
               <w:t>Løb Z2 75 min Mallorca</w:t>
@@ -5087,7 +5068,7 @@
               <w:rPr>
                 <w:sz w:val="20"/>
               </w:rPr>
-              <w:t>Lang løb Z2 28 km (150 min) · 2t 30m</w:t>
+              <w:t>Svøm 2000m teknisk · 60 min</w:t>
             </w:r>
           </w:p>
         </w:tc>
@@ -5101,14 +5082,26 @@
               <w:rPr>
                 <w:sz w:val="20"/>
               </w:rPr>
-              <w:t>- Varm-op 15m &gt;5:34/km Pace</w:t>
-              <w:br/>
-              <w:t>- Lang base 28 km 125m 4:56-5:33/km Pace</w:t>
-              <w:br/>
-              <w:t>- Cool-down 10m &gt;5:34/km Pace</w:t>
-              <w:br/>
-              <w:br/>
-              <w:t>Lang løb 28 km Mallorca — marathon-ladder</w:t>
+              <w:t>- 400m varm-op Z1 10m freeride</w:t>
+              <w:br/>
+              <w:br/>
+              <w:t>6x</w:t>
+              <w:br/>
+              <w:t>- 100m teknik Z2 2m freeride</w:t>
+              <w:br/>
+              <w:br/>
+              <w:br/>
+              <w:t>8x</w:t>
+              <w:br/>
+              <w:t>- 100m moderat Z3 2m freeride</w:t>
+              <w:br/>
+              <w:t>- 30s pause 1m freeride</w:t>
+              <w:br/>
+              <w:br/>
+              <w:t>- 400m cool Z1 10m freeride</w:t>
+              <w:br/>
+              <w:br/>
+              <w:t>Svøm 2000m — flyttet fra fredag. Aktiv restitution dagen efter Sa Calobra</w:t>
             </w:r>
           </w:p>
         </w:tc>
@@ -5138,7 +5131,7 @@
               <w:rPr>
                 <w:sz w:val="20"/>
               </w:rPr>
-              <w:t>Svøm 2000m teknisk · 60 min</w:t>
+              <w:t>Lang løb Z2 28 km (150 min) · 2t 30m</w:t>
             </w:r>
           </w:p>
         </w:tc>
@@ -5152,26 +5145,14 @@
               <w:rPr>
                 <w:sz w:val="20"/>
               </w:rPr>
-              <w:t>- 400m varm-op Z1 10m freeride</w:t>
-              <w:br/>
-              <w:br/>
-              <w:t>6x</w:t>
-              <w:br/>
-              <w:t>- 100m teknik Z2 2m freeride</w:t>
-              <w:br/>
-              <w:br/>
-              <w:br/>
-              <w:t>8x</w:t>
-              <w:br/>
-              <w:t>- 100m moderat Z3 2m freeride</w:t>
-              <w:br/>
-              <w:t>- 30s pause 1m freeride</w:t>
-              <w:br/>
-              <w:br/>
-              <w:t>- 400m cool Z1 10m freeride</w:t>
-              <w:br/>
-              <w:br/>
-              <w:t>Svøm 2000m Mallorca (OW hvis muligt)</w:t>
+              <w:t>- Varm-op 15m &gt;5:39/km Pace</w:t>
+              <w:br/>
+              <w:t>- Lang base 28 km 125m 5:00-5:38/km Pace</w:t>
+              <w:br/>
+              <w:t>- Cool-down 10m &gt;5:39/km Pace</w:t>
+              <w:br/>
+              <w:br/>
+              <w:t>Lang løb 28 km — flyttet fra torsdag, 2 dage efter Sa Calobra-testen</w:t>
             </w:r>
           </w:p>
         </w:tc>
@@ -5202,8 +5183,6 @@
                 <w:sz w:val="20"/>
               </w:rPr>
               <w:t>Cykel Z2 150 min Mallorca · 2t 30m</w:t>
-              <w:br/>
-              <w:t>Løb Z1 30 min let · 30 min</w:t>
             </w:r>
           </w:p>
         </w:tc>
@@ -5224,13 +5203,7 @@
               <w:t>- Cool-down 5m ramp 68-45% FTP</w:t>
               <w:br/>
               <w:br/>
-              <w:t>Cykel Z2 2.5t Mallorca (skåret fra 3.5t — marathon-prioritet)</w:t>
-              <w:br/>
-              <w:br/>
-              <w:t>- Let løb 30m &gt;5:34/km Pace</w:t>
-              <w:br/>
-              <w:br/>
-              <w:t>Let løb 30 min — 3. pas</w:t>
+              <w:t>Cykel Z2 2,5t Mallorca — let løb fjernet (dagen efter 28 km)</w:t>
             </w:r>
           </w:p>
         </w:tc>
@@ -5463,11 +5436,11 @@
               <w:rPr>
                 <w:sz w:val="20"/>
               </w:rPr>
-              <w:t>- Varm-op 15m &gt;5:34/km Pace</w:t>
-              <w:br/>
-              <w:t>- Lang base 32 km 145m 4:56-5:33/km Pace</w:t>
-              <w:br/>
-              <w:t>- Cool-down 10m &gt;5:34/km Pace</w:t>
+              <w:t>- Varm-op 15m &gt;5:39/km Pace</w:t>
+              <w:br/>
+              <w:t>- Lang base 32 km 145m 5:00-5:38/km Pace</w:t>
+              <w:br/>
+              <w:t>- Cool-down 10m &gt;5:39/km Pace</w:t>
               <w:br/>
               <w:br/>
               <w:t>Lang løb 32 km — SIDSTE langtur før Médoc</w:t>
@@ -5616,17 +5589,17 @@
               <w:rPr>
                 <w:sz w:val="20"/>
               </w:rPr>
-              <w:t>- Let løb 10m &gt;5:34/km Pace</w:t>
+              <w:t>- Let løb 10m &gt;5:39/km Pace</w:t>
               <w:br/>
               <w:br/>
               <w:t>4x</w:t>
               <w:br/>
-              <w:t>- Stride 20s 3:53-4:12/km Pace</w:t>
-              <w:br/>
-              <w:t>- Jog 40s &gt;5:34/km Pace</w:t>
-              <w:br/>
-              <w:br/>
-              <w:t>- Cool-down 5m &gt;5:34/km Pace</w:t>
+              <w:t>- Stride 20s 4:00-4:09/km Pace</w:t>
+              <w:br/>
+              <w:t>- Jog 40s &gt;5:39/km Pace</w:t>
+              <w:br/>
+              <w:br/>
+              <w:t>- Cool-down 5m &gt;5:39/km Pace</w:t>
               <w:br/>
               <w:br/>
               <w:t>Shakeout løb + strides</w:t>
@@ -5717,11 +5690,11 @@
               <w:rPr>
                 <w:sz w:val="20"/>
               </w:rPr>
-              <w:t>- Varm-op 10m &gt;5:34/km Pace</w:t>
-              <w:br/>
-              <w:t>- Base 35m 4:56-5:33/km Pace</w:t>
-              <w:br/>
-              <w:t>- Cool-down 5m &gt;5:34/km Pace</w:t>
+              <w:t>- Varm-op 10m &gt;5:39/km Pace</w:t>
+              <w:br/>
+              <w:t>- Base 35m 5:00-5:38/km Pace</w:t>
+              <w:br/>
+              <w:t>- Cool-down 5m &gt;5:39/km Pace</w:t>
               <w:br/>
               <w:br/>
               <w:t>Løb Z2 50 min Norge (søn 23. aug)</w:t>
@@ -5918,11 +5891,11 @@
               <w:t>OW-svøm 30 min — race-tilvænning</w:t>
               <w:br/>
               <w:br/>
-              <w:t>- Varm-op 10m &gt;5:34/km Pace</w:t>
-              <w:br/>
-              <w:t>- Base 35m 4:56-5:33/km Pace</w:t>
-              <w:br/>
-              <w:t>- Cool-down 5m &gt;5:34/km Pace</w:t>
+              <w:t>- Varm-op 10m &gt;5:39/km Pace</w:t>
+              <w:br/>
+              <w:t>- Base 35m 5:00-5:38/km Pace</w:t>
+              <w:br/>
+              <w:t>- Cool-down 5m &gt;5:39/km Pace</w:t>
               <w:br/>
               <w:br/>
               <w:t>Løb Z2 50 min efter OW-tilvænning</w:t>
@@ -5969,11 +5942,11 @@
               <w:rPr>
                 <w:sz w:val="20"/>
               </w:rPr>
-              <w:t>- Varm-op 10m &gt;5:34/km Pace</w:t>
-              <w:br/>
-              <w:t>- Base 19 km 85m 4:56-5:33/km Pace</w:t>
-              <w:br/>
-              <w:t>- Cool-down 5m &gt;5:34/km Pace</w:t>
+              <w:t>- Varm-op 10m &gt;5:39/km Pace</w:t>
+              <w:br/>
+              <w:t>- Base 19 km 85m 5:00-5:38/km Pace</w:t>
+              <w:br/>
+              <w:t>- Cool-down 5m &gt;5:39/km Pace</w:t>
               <w:br/>
               <w:br/>
               <w:t>Mellemlang 19 km — marathon-vedligehold, 10 dage til Médoc</w:t>
@@ -6163,7 +6136,7 @@
               <w:rPr>
                 <w:sz w:val="20"/>
               </w:rPr>
-              <w:t>- Let løb 40m &gt;5:34/km Pace</w:t>
+              <w:t>- Let løb 40m &gt;5:39/km Pace</w:t>
               <w:br/>
               <w:br/>
               <w:t>Let løb 40 min + recovery walk — dagen efter Christiansborg</w:t>
@@ -6304,11 +6277,11 @@
               <w:rPr>
                 <w:sz w:val="20"/>
               </w:rPr>
-              <w:t>- Varm-op 10m &gt;5:34/km Pace</w:t>
-              <w:br/>
-              <w:t>- Base 35m 4:56-5:33/km Pace</w:t>
-              <w:br/>
-              <w:t>- Cool-down 5m &gt;5:34/km Pace</w:t>
+              <w:t>- Varm-op 10m &gt;5:39/km Pace</w:t>
+              <w:br/>
+              <w:t>- Base 35m 5:00-5:38/km Pace</w:t>
+              <w:br/>
+              <w:t>- Cool-down 5m &gt;5:39/km Pace</w:t>
               <w:br/>
               <w:br/>
               <w:t>Løb Z2 50 min</w:t>
@@ -6355,19 +6328,19 @@
               <w:rPr>
                 <w:sz w:val="20"/>
               </w:rPr>
-              <w:t>- Varm-op 10m &gt;5:34/km Pace</w:t>
-              <w:br/>
-              <w:t>- Base 13m 4:56-5:33/km Pace</w:t>
+              <w:t>- Varm-op 10m &gt;5:39/km Pace</w:t>
+              <w:br/>
+              <w:t>- Base 13m 5:00-5:38/km Pace</w:t>
               <w:br/>
               <w:br/>
               <w:t>6x</w:t>
               <w:br/>
-              <w:t>- Race-pace 1 min 1m 4:56-5:33/km Pace</w:t>
-              <w:br/>
-              <w:t>- Jog 1m &gt;5:34/km Pace</w:t>
-              <w:br/>
-              <w:br/>
-              <w:t>- Cool-down 5m &gt;5:34/km Pace</w:t>
+              <w:t>- Race-pace 1 min 1m 5:00-5:38/km Pace</w:t>
+              <w:br/>
+              <w:t>- Jog 1m &gt;5:39/km Pace</w:t>
+              <w:br/>
+              <w:br/>
+              <w:t>- Cool-down 5m &gt;5:39/km Pace</w:t>
               <w:br/>
               <w:br/>
               <w:t>Let løb + 6×1 min race-pace — vækker benene</w:t>
@@ -6461,17 +6434,17 @@
               <w:t>Fly → Bordeaux (tor 3. sep)</w:t>
               <w:br/>
               <w:br/>
-              <w:t>- Let løb 10m &gt;5:34/km Pace</w:t>
+              <w:t>- Let løb 10m &gt;5:39/km Pace</w:t>
               <w:br/>
               <w:br/>
               <w:t>4x</w:t>
               <w:br/>
-              <w:t>- Stride 20s 3:53-4:12/km Pace</w:t>
-              <w:br/>
-              <w:t>- Jog 40s &gt;5:34/km Pace</w:t>
-              <w:br/>
-              <w:br/>
-              <w:t>- Cool-down 5m &gt;5:34/km Pace</w:t>
+              <w:t>- Stride 20s 4:00-4:09/km Pace</w:t>
+              <w:br/>
+              <w:t>- Jog 40s &gt;5:39/km Pace</w:t>
+              <w:br/>
+              <w:br/>
+              <w:t>- Cool-down 5m &gt;5:39/km Pace</w:t>
               <w:br/>
               <w:br/>
               <w:t>Shakeout efter fly → Bordeaux (tor 3. sep)</w:t>
@@ -6521,7 +6494,7 @@
               <w:t>Hotel Bordeaux — hvile (fre 4. sep)</w:t>
               <w:br/>
               <w:br/>
-              <w:t>- Let løb 15m &gt;5:34/km Pace</w:t>
+              <w:t>- Let løb 15m &gt;5:39/km Pace</w:t>
               <w:br/>
               <w:br/>
               <w:t>Kort jog 15 min — Hotel Bordeaux (fre 4. sep)</w:t>

--- a/data/Fast_as_Fifty_Masterplan_2026.docx
+++ b/data/Fast_as_Fifty_Masterplan_2026.docx
@@ -4902,7 +4902,7 @@
               <w:rPr>
                 <w:sz w:val="20"/>
               </w:rPr>
-              <w:t>Cykel Z2 120 min Mallorca · 2t</w:t>
+              <w:t>Sa Calobra TEST via Puig Major · 265 min</w:t>
             </w:r>
           </w:p>
         </w:tc>
@@ -4916,14 +4916,27 @@
               <w:rPr>
                 <w:sz w:val="20"/>
               </w:rPr>
-              <w:t>- Varm-op 10m ramp 45-68% FTP</w:t>
-              <w:br/>
-              <w:t>- Aerob base 105m 56-76% FTP</w:t>
-              <w:br/>
-              <w:t>- Cool-down 5m ramp 68-45% FTP</w:t>
-              <w:br/>
-              <w:br/>
-              <w:t>Cykel base 2t Mallorca (skåret fra 3t — marathon-prioritet)</w:t>
+              <w:t>- Varm-op Fornalutx til Sóller 20m ramp 45-65% FTP</w:t>
+              <w:br/>
+              <w:t>- Puig Major opstigning Z2, spar benene 65m 65-75% FTP</w:t>
+              <w:br/>
+              <w:t>- Tunnel til Coll dels Reis 20m 55-70% FTP</w:t>
+              <w:br/>
+              <w:t>- Nedkørsel Sa Calobra, kontrolleret, ingen watt-mål 25m freeride</w:t>
+              <w:br/>
+              <w:t>- SA CALOBRA TEST: jævn max-indsats 35m 103-105% FTP</w:t>
+              <w:br/>
+              <w:t>- Cool-down på toppen 10m 44-56% FTP</w:t>
+              <w:br/>
+              <w:t>- Retur over Puig Major Z2 70m 60-72% FTP</w:t>
+              <w:br/>
+              <w:t>- Cool-down ned til Fornalutx 20m ramp 65-45% FTP</w:t>
+              <w:br/>
+              <w:br/>
+              <w:t>Testen: Sa Calobra 9,45 km / 627 hm. Kør jævnt, NP skal ligge tæt på snittet, ingen ryk på svingene. Vær nede ved havnen kl. 08:00, før turistbusserne. PR 35:18, sat på 275 W i 31 grader efter 85 km.</w:t>
+              <w:br/>
+              <w:br/>
+              <w:t>Sa Calobra formtest — flyttet fra onsdag (gæster + hike). Jævn max-indsats, tidlig afgang</w:t>
             </w:r>
           </w:p>
         </w:tc>
@@ -4953,7 +4966,7 @@
               <w:rPr>
                 <w:sz w:val="20"/>
               </w:rPr>
-              <w:t>Løb Z2 75 min · 75 min</w:t>
+              <w:t>Lang løb Z2 28 km (150 min) · 2t 30m</w:t>
             </w:r>
           </w:p>
         </w:tc>
@@ -4967,14 +4980,14 @@
               <w:rPr>
                 <w:sz w:val="20"/>
               </w:rPr>
-              <w:t>- Varm-op 10m &gt;5:39/km Pace</w:t>
-              <w:br/>
-              <w:t>- Base 60m 5:00-5:38/km Pace</w:t>
-              <w:br/>
-              <w:t>- Cool-down 5m &gt;5:39/km Pace</w:t>
-              <w:br/>
-              <w:br/>
-              <w:t>Løb Z2 75 min Mallorca</w:t>
+              <w:t>- Varm-op 15m &gt;5:39/km Pace</w:t>
+              <w:br/>
+              <w:t>- Lang base 28 km 125m 5:00-5:38/km Pace</w:t>
+              <w:br/>
+              <w:t>- Cool-down 10m &gt;5:39/km Pace</w:t>
+              <w:br/>
+              <w:br/>
+              <w:t>Lang løb 28 km — flyttet til tirsdag. Giver 7 dage til 32 km tirsdag 18/8</w:t>
             </w:r>
           </w:p>
         </w:tc>
@@ -5004,7 +5017,7 @@
               <w:rPr>
                 <w:sz w:val="20"/>
               </w:rPr>
-              <w:t>Sa Calobra TEST via Puig Major · 265 min</w:t>
+              <w:t>Hike 3 timer Z1-Z2 · 3t</w:t>
             </w:r>
           </w:p>
         </w:tc>
@@ -5018,27 +5031,10 @@
               <w:rPr>
                 <w:sz w:val="20"/>
               </w:rPr>
-              <w:t>- Varm-op Fornalutx til Sóller 20m ramp 45-65% FTP</w:t>
-              <w:br/>
-              <w:t>- Puig Major opstigning Z2, spar benene 65m 65-75% FTP</w:t>
-              <w:br/>
-              <w:t>- Tunnel til Coll dels Reis 20m 55-70% FTP</w:t>
-              <w:br/>
-              <w:t>- Nedkørsel Sa Calobra, kontrolleret, ingen watt-mål 25m freeride</w:t>
-              <w:br/>
-              <w:t>- SA CALOBRA TEST: jævn max-indsats 35m 103-105% FTP</w:t>
-              <w:br/>
-              <w:t>- Cool-down på toppen 10m 44-56% FTP</w:t>
-              <w:br/>
-              <w:t>- Retur over Puig Major Z2 70m 60-72% FTP</w:t>
-              <w:br/>
-              <w:t>- Cool-down ned til Fornalutx 20m ramp 65-45% FTP</w:t>
-              <w:br/>
-              <w:br/>
-              <w:t>Testen: Sa Calobra 9,45 km / 627 hm. Kør jævnt, NP skal ligge tæt på snittet, ingen ryk på svingene. Vær nede ved havnen kl. 08:00, før turistbusserne. PR 35:18, sat på 275 W i 31 grader efter 85 km.</w:t>
-              <w:br/>
-              <w:br/>
-              <w:t>Sa Calobra formtest — tidlig afgang, jævn max-indsats</w:t>
+              <w:t>- Hike Z1-Z2 180m freeride</w:t>
+              <w:br/>
+              <w:br/>
+              <w:t>Hike 3 timer om aftenen med gæsterne — aktiv restitution, ikke træning</w:t>
             </w:r>
           </w:p>
         </w:tc>
@@ -5068,7 +5064,7 @@
               <w:rPr>
                 <w:sz w:val="20"/>
               </w:rPr>
-              <w:t>Svøm 2000m teknisk · 60 min</w:t>
+              <w:t>Cykel Z2 75 min let · 75 min</w:t>
             </w:r>
           </w:p>
         </w:tc>
@@ -5082,26 +5078,14 @@
               <w:rPr>
                 <w:sz w:val="20"/>
               </w:rPr>
-              <w:t>- 400m varm-op Z1 10m freeride</w:t>
-              <w:br/>
-              <w:br/>
-              <w:t>6x</w:t>
-              <w:br/>
-              <w:t>- 100m teknik Z2 2m freeride</w:t>
-              <w:br/>
-              <w:br/>
-              <w:br/>
-              <w:t>8x</w:t>
-              <w:br/>
-              <w:t>- 100m moderat Z3 2m freeride</w:t>
-              <w:br/>
-              <w:t>- 30s pause 1m freeride</w:t>
-              <w:br/>
-              <w:br/>
-              <w:t>- 400m cool Z1 10m freeride</w:t>
-              <w:br/>
-              <w:br/>
-              <w:t>Svøm 2000m — flyttet fra fredag. Aktiv restitution dagen efter Sa Calobra</w:t>
+              <w:t>- Varm-op 10m ramp 45-68% FTP</w:t>
+              <w:br/>
+              <w:t>- Aerob base 60m 56-76% FTP</w:t>
+              <w:br/>
+              <w:t>- Cool-down 5m ramp 68-45% FTP</w:t>
+              <w:br/>
+              <w:br/>
+              <w:t>Let cykel 75 min tidligt — svøm udgår (gæster fra onsdag)</w:t>
             </w:r>
           </w:p>
         </w:tc>
@@ -5131,7 +5115,7 @@
               <w:rPr>
                 <w:sz w:val="20"/>
               </w:rPr>
-              <w:t>Lang løb Z2 28 km (150 min) · 2t 30m</w:t>
+              <w:t>Løb Z2 40 min let · 40 min</w:t>
             </w:r>
           </w:p>
         </w:tc>
@@ -5145,14 +5129,14 @@
               <w:rPr>
                 <w:sz w:val="20"/>
               </w:rPr>
-              <w:t>- Varm-op 15m &gt;5:39/km Pace</w:t>
-              <w:br/>
-              <w:t>- Lang base 28 km 125m 5:00-5:38/km Pace</w:t>
-              <w:br/>
-              <w:t>- Cool-down 10m &gt;5:39/km Pace</w:t>
-              <w:br/>
-              <w:br/>
-              <w:t>Lang løb 28 km — flyttet fra torsdag, 2 dage efter Sa Calobra-testen</w:t>
+              <w:t>- Varm-op 10m &gt;5:39/km Pace</w:t>
+              <w:br/>
+              <w:t>- Base 25m 5:00-5:38/km Pace</w:t>
+              <w:br/>
+              <w:t>- Cool-down 5m &gt;5:39/km Pace</w:t>
+              <w:br/>
+              <w:br/>
+              <w:t>Let løb 40 min tidligt — langturen er rykket til tirsdag</w:t>
             </w:r>
           </w:p>
         </w:tc>
@@ -5182,7 +5166,7 @@
               <w:rPr>
                 <w:sz w:val="20"/>
               </w:rPr>
-              <w:t>Cykel Z2 150 min Mallorca · 2t 30m</w:t>
+              <w:t>Cykel Z2 90 min Mallorca · 1t 30m</w:t>
             </w:r>
           </w:p>
         </w:tc>
@@ -5198,12 +5182,12 @@
               </w:rPr>
               <w:t>- Varm-op 10m ramp 45-68% FTP</w:t>
               <w:br/>
-              <w:t>- Aerob base 135m 56-76% FTP</w:t>
+              <w:t>- Aerob base 75m 56-76% FTP</w:t>
               <w:br/>
               <w:t>- Cool-down 5m ramp 68-45% FTP</w:t>
               <w:br/>
               <w:br/>
-              <w:t>Cykel Z2 2,5t Mallorca — let løb fjernet (dagen efter 28 km)</w:t>
+              <w:t>Cykel Z2 90 min tidligt — skåret fra 2,5t (ugen er tung, The Corrs om eftermiddagen)</w:t>
             </w:r>
           </w:p>
         </w:tc>

--- a/data/Fast_as_Fifty_Masterplan_2026.docx
+++ b/data/Fast_as_Fifty_Masterplan_2026.docx
@@ -4436,7 +4436,7 @@
               <w:rPr>
                 <w:sz w:val="20"/>
               </w:rPr>
-              <w:t>Styrke A Functional Strength 2 sæt · 45 min</w:t>
+              <w:t>Svøm 1500m teknisk · 40 min</w:t>
             </w:r>
           </w:p>
         </w:tc>
@@ -4450,27 +4450,26 @@
               <w:rPr>
                 <w:sz w:val="20"/>
               </w:rPr>
-              <w:t>2x</w:t>
-              <w:br/>
-              <w:t>- Thruster 12.5kg ×10 1m freeride</w:t>
-              <w:br/>
-              <w:t>- Renegade Row ×8 1m freeride</w:t>
-              <w:br/>
-              <w:t>- Push-up ×10 1m freeride</w:t>
-              <w:br/>
-              <w:t>- KB Swing 16kg ×15 1m freeride</w:t>
-              <w:br/>
-              <w:t>- RDL ×10 1m freeride</w:t>
-              <w:br/>
-              <w:t>- Bulgarian Split Squat ×8/ben 1m freeride</w:t>
-              <w:br/>
-              <w:t>- Pause 90 sek 2m freeride</w:t>
-              <w:br/>
-              <w:br/>
-              <w:t>- Walk Z1 30m freeride</w:t>
-              <w:br/>
-              <w:br/>
-              <w:t>Styrke A 2 sæt — reduceret (HRV lav) + gang 30 min</w:t>
+              <w:t>- 300m varm-op Z1 8m freeride</w:t>
+              <w:br/>
+              <w:br/>
+              <w:t>5x</w:t>
+              <w:br/>
+              <w:t>- 100m teknik Z2 2m freeride</w:t>
+              <w:br/>
+              <w:br/>
+              <w:br/>
+              <w:t>5x</w:t>
+              <w:br/>
+              <w:t>- 100m moderat Z3 2m freeride</w:t>
+              <w:br/>
+              <w:t>- 30s pause 1m freeride</w:t>
+              <w:br/>
+              <w:br/>
+              <w:t>- 200m cool Z1 5m freeride</w:t>
+              <w:br/>
+              <w:br/>
+              <w:t>Svøm 1500m — let start på ugen (HRV lav). Gang 30 min om aftenen. Styrke flyttet til onsdag</w:t>
             </w:r>
           </w:p>
         </w:tc>
@@ -4548,6 +4547,8 @@
                 <w:sz w:val="20"/>
               </w:rPr>
               <w:t>Hometrainer 3×15 min Z3 90 min · 1t 30m</w:t>
+              <w:br/>
+              <w:t>Styrke A Functional Strength 2 sæt · 45 min</w:t>
             </w:r>
           </w:p>
         </w:tc>
@@ -4575,6 +4576,29 @@
               <w:br/>
               <w:br/>
               <w:t>Hometrainer 3×15 Z3</w:t>
+              <w:br/>
+              <w:br/>
+              <w:t>2x</w:t>
+              <w:br/>
+              <w:t>- Thruster 12.5kg ×10 1m freeride</w:t>
+              <w:br/>
+              <w:t>- Renegade Row ×8 1m freeride</w:t>
+              <w:br/>
+              <w:t>- Push-up ×10 1m freeride</w:t>
+              <w:br/>
+              <w:t>- KB Swing 16kg ×15 1m freeride</w:t>
+              <w:br/>
+              <w:t>- RDL ×10 1m freeride</w:t>
+              <w:br/>
+              <w:t>- Bulgarian Split Squat ×8/ben 1m freeride</w:t>
+              <w:br/>
+              <w:t>- Pause 90 sek 2m freeride</w:t>
+              <w:br/>
+              <w:br/>
+              <w:t>- Walk Z1 30m freeride</w:t>
+              <w:br/>
+              <w:br/>
+              <w:t>Styrke A 2 sæt — flyttet fra mandag. Kontrolleret, lette vægte (VO2-løb torsdag 07:00)</w:t>
             </w:r>
           </w:p>
         </w:tc>

--- a/data/Fast_as_Fifty_Masterplan_2026.docx
+++ b/data/Fast_as_Fifty_Masterplan_2026.docx
@@ -4436,7 +4436,7 @@
               <w:rPr>
                 <w:sz w:val="20"/>
               </w:rPr>
-              <w:t>Svøm 1500m teknisk · 40 min</w:t>
+              <w:t>Hometrainer 3×15 min Z3 90 min · 1t 30m</w:t>
             </w:r>
           </w:p>
         </w:tc>
@@ -4450,26 +4450,20 @@
               <w:rPr>
                 <w:sz w:val="20"/>
               </w:rPr>
-              <w:t>- 300m varm-op Z1 8m freeride</w:t>
-              <w:br/>
-              <w:br/>
-              <w:t>5x</w:t>
-              <w:br/>
-              <w:t>- 100m teknik Z2 2m freeride</w:t>
-              <w:br/>
-              <w:br/>
-              <w:br/>
-              <w:t>5x</w:t>
-              <w:br/>
-              <w:t>- 100m moderat Z3 2m freeride</w:t>
-              <w:br/>
-              <w:t>- 30s pause 1m freeride</w:t>
-              <w:br/>
-              <w:br/>
-              <w:t>- 200m cool Z1 5m freeride</w:t>
-              <w:br/>
-              <w:br/>
-              <w:t>Svøm 1500m — let start på ugen (HRV lav). Gang 30 min om aftenen. Styrke flyttet til onsdag</w:t>
+              <w:t>- Varm-op 15m ramp 50-76% FTP</w:t>
+              <w:br/>
+              <w:br/>
+              <w:t>3x</w:t>
+              <w:br/>
+              <w:t>- Z3 interval 15m 76-91% FTP</w:t>
+              <w:br/>
+              <w:t>- Pause 5m 56-76% FTP</w:t>
+              <w:br/>
+              <w:br/>
+              <w:t>- Cool-down 15m ramp 76-50% FTP</w:t>
+              <w:br/>
+              <w:br/>
+              <w:t>Hometrainer 3×15 Z3 — byttet med mandagens svøm (2/8). Kør lav Z3 (205-220W) hvis HRV stadig er lav. Gang 30 min om aftenen.</w:t>
             </w:r>
           </w:p>
         </w:tc>
@@ -4546,7 +4540,7 @@
               <w:rPr>
                 <w:sz w:val="20"/>
               </w:rPr>
-              <w:t>Hometrainer 3×15 min Z3 90 min · 1t 30m</w:t>
+              <w:t>Svøm 1500m teknisk · 40 min</w:t>
               <w:br/>
               <w:t>Styrke A Functional Strength 2 sæt · 45 min</w:t>
             </w:r>
@@ -4562,20 +4556,26 @@
               <w:rPr>
                 <w:sz w:val="20"/>
               </w:rPr>
-              <w:t>- Varm-op 15m ramp 50-76% FTP</w:t>
-              <w:br/>
-              <w:br/>
-              <w:t>3x</w:t>
-              <w:br/>
-              <w:t>- Z3 interval 15m 76-91% FTP</w:t>
-              <w:br/>
-              <w:t>- Pause 5m 56-76% FTP</w:t>
-              <w:br/>
-              <w:br/>
-              <w:t>- Cool-down 15m ramp 76-50% FTP</w:t>
-              <w:br/>
-              <w:br/>
-              <w:t>Hometrainer 3×15 Z3</w:t>
+              <w:t>- 300m varm-op Z1 8m freeride</w:t>
+              <w:br/>
+              <w:br/>
+              <w:t>5x</w:t>
+              <w:br/>
+              <w:t>- 100m teknik Z2 2m freeride</w:t>
+              <w:br/>
+              <w:br/>
+              <w:br/>
+              <w:t>5x</w:t>
+              <w:br/>
+              <w:t>- 100m moderat Z3 2m freeride</w:t>
+              <w:br/>
+              <w:t>- 30s pause 1m freeride</w:t>
+              <w:br/>
+              <w:br/>
+              <w:t>- 200m cool Z1 5m freeride</w:t>
+              <w:br/>
+              <w:br/>
+              <w:t>Svøm 1500m teknisk — byttet fra mandag. Let onsdag før VO2-løb torsdag 07:00.</w:t>
               <w:br/>
               <w:br/>
               <w:t>2x</w:t>

--- a/data/Fast_as_Fifty_Masterplan_2026.docx
+++ b/data/Fast_as_Fifty_Masterplan_2026.docx
@@ -76,7 +76,7 @@
           <w:color w:val="7A6A58"/>
           <w:sz w:val="20"/>
         </w:rPr>
-        <w:t>Genereret 2026-08-02 fra plan.json</w:t>
+        <w:t>Genereret 2026-08-06 fra plan.json</w:t>
       </w:r>
     </w:p>
     <w:p>
@@ -4926,7 +4926,7 @@
               <w:rPr>
                 <w:sz w:val="20"/>
               </w:rPr>
-              <w:t>Sa Calobra TEST via Puig Major · 265 min</w:t>
+              <w:t>Løb Fornalutx – Far des Cap Gros loop 21,3 km · 127 min</w:t>
             </w:r>
           </w:p>
         </w:tc>
@@ -4940,27 +4940,16 @@
               <w:rPr>
                 <w:sz w:val="20"/>
               </w:rPr>
-              <w:t>- Varm-op Fornalutx til Sóller 20m ramp 45-65% FTP</w:t>
-              <w:br/>
-              <w:t>- Puig Major opstigning Z2, spar benene 65m 65-75% FTP</w:t>
-              <w:br/>
-              <w:t>- Tunnel til Coll dels Reis 20m 55-70% FTP</w:t>
-              <w:br/>
-              <w:t>- Nedkørsel Sa Calobra, kontrolleret, ingen watt-mål 25m freeride</w:t>
-              <w:br/>
-              <w:t>- SA CALOBRA TEST: jævn max-indsats 35m 103-105% FTP</w:t>
-              <w:br/>
-              <w:t>- Cool-down på toppen 10m 44-56% FTP</w:t>
-              <w:br/>
-              <w:t>- Retur over Puig Major Z2 70m 60-72% FTP</w:t>
-              <w:br/>
-              <w:t>- Cool-down ned til Fornalutx 20m ramp 65-45% FTP</w:t>
-              <w:br/>
-              <w:br/>
-              <w:t>Testen: Sa Calobra 9,45 km / 627 hm. Kør jævnt, NP skal ligge tæt på snittet, ingen ryk på svingene. Vær nede ved havnen kl. 08:00, før turistbusserne. PR 35:18, sat på 275 W i 31 grader efter 85 km.</w:t>
-              <w:br/>
-              <w:br/>
-              <w:t>Sa Calobra formtest — flyttet fra onsdag (gæster + hike). Jævn max-indsats, tidlig afgang</w:t>
+              <w:t>- Rute: Fornalutx – Far des Cap Gros loop, 21,28 km / 502 hm stigning / 493 hm fald</w:t>
+              <w:br/>
+              <w:t>- Indsats effort-baseret Z1-Z2 — IKKE pace-styret: 502 hm på 21 km giver naturligt højere puls opad end fladt Z2, det er forventet</w:t>
+              <w:br/>
+              <w:t>- Vejledende snit-tempo iflg. rute 6:00/km, måltid ca. 2:07:42</w:t>
+              <w:br/>
+              <w:t>- Hold roligt tempo i nedkørsler, pas på fødder/ankler på sti</w:t>
+              <w:br/>
+              <w:br/>
+              <w:t>Erstatter Sa Calobra-testen (flyttet til tirsdag) — afgang 06:00, hjemme ca. 08:08, god margin før håndværkermøde kl 09:00</w:t>
             </w:r>
           </w:p>
         </w:tc>
@@ -4990,7 +4979,7 @@
               <w:rPr>
                 <w:sz w:val="20"/>
               </w:rPr>
-              <w:t>Lang løb Z2 28 km (150 min) · 2t 30m</w:t>
+              <w:t>Sa Calobra TEST via Puig Major · 265 min</w:t>
             </w:r>
           </w:p>
         </w:tc>
@@ -5004,14 +4993,27 @@
               <w:rPr>
                 <w:sz w:val="20"/>
               </w:rPr>
-              <w:t>- Varm-op 15m &gt;5:39/km Pace</w:t>
-              <w:br/>
-              <w:t>- Lang base 28 km 125m 5:00-5:38/km Pace</w:t>
-              <w:br/>
-              <w:t>- Cool-down 10m &gt;5:39/km Pace</w:t>
-              <w:br/>
-              <w:br/>
-              <w:t>Lang løb 28 km — flyttet til tirsdag. Giver 7 dage til 32 km tirsdag 18/8</w:t>
+              <w:t>- Varm-op Fornalutx til Sóller 20m ramp 45-65% FTP</w:t>
+              <w:br/>
+              <w:t>- Puig Major opstigning Z2, spar benene 65m 65-75% FTP</w:t>
+              <w:br/>
+              <w:t>- Tunnel til Coll dels Reis 20m 55-70% FTP</w:t>
+              <w:br/>
+              <w:t>- Nedkørsel Sa Calobra, kontrolleret, ingen watt-mål 25m freeride</w:t>
+              <w:br/>
+              <w:t>- SA CALOBRA TEST: jævn max-indsats 35m 103-105% FTP</w:t>
+              <w:br/>
+              <w:t>- Cool-down på toppen 10m 44-56% FTP</w:t>
+              <w:br/>
+              <w:t>- Retur over Puig Major Z2 70m 60-72% FTP</w:t>
+              <w:br/>
+              <w:t>- Cool-down ned til Fornalutx 20m ramp 65-45% FTP</w:t>
+              <w:br/>
+              <w:br/>
+              <w:t>Testen: Sa Calobra 9,45 km / 627 hm. Kør jævnt, NP skal ligge tæt på snittet, ingen ryk på svingene. Vær nede ved havnen kl. 08:00, før turistbusserne. PR 35:18, sat på 275 W i 31 grader efter 85 km.</w:t>
+              <w:br/>
+              <w:br/>
+              <w:t>Sa Calobra formtest — flyttet fra mandag pga. håndværkermøde kl 09:00. Tidlig afgang 06:00, ved havnen kl 08:00 før turistbusserne</w:t>
             </w:r>
           </w:p>
         </w:tc>
@@ -5041,6 +5043,8 @@
               <w:rPr>
                 <w:sz w:val="20"/>
               </w:rPr>
+              <w:t>OW-svøm 800-1500m · 30 min</w:t>
+              <w:br/>
               <w:t>Hike 3 timer Z1-Z2 · 3t</w:t>
             </w:r>
           </w:p>
@@ -5055,6 +5059,16 @@
               <w:rPr>
                 <w:sz w:val="20"/>
               </w:rPr>
+              <w:t>- Tilvænning + let svøm langs kant 5m freeride</w:t>
+              <w:br/>
+              <w:t>- Kontinuerlig svøm 800-1500m, sigtning hver 8.-10. tag 20m freeride</w:t>
+              <w:br/>
+              <w:t>- Let ud-svøm + exit-rutine 5m freeride</w:t>
+              <w:br/>
+              <w:br/>
+              <w:t>OW-svøm 800-1500m — inden gæsterne kommer</w:t>
+              <w:br/>
+              <w:br/>
               <w:t>- Hike Z1-Z2 180m freeride</w:t>
               <w:br/>
               <w:br/>
